--- a/templates/Quito_Contrato.docx
+++ b/templates/Quito_Contrato.docx
@@ -129,13 +129,223 @@
           <w:sz w:val="24"/>
           <w:szCs w:val="24"/>
         </w:rPr>
-        <w:t>{day_number_text}</w:t>
-      </w:r>
-      <w:r>
-        <w:rPr>
-          <w:rFonts w:ascii="Century Gothic" w:eastAsia="Century Gothic" w:hAnsi="Century Gothic" w:cs="Century Gothic"/>
-          <w:b/>
-          <w:bCs/>
+        <w:t xml:space="preserve">{day_number_text} </w:t>
+      </w:r>
+      <w:r>
+        <w:rPr>
+          <w:rFonts w:ascii="Century Gothic" w:eastAsia="Century Gothic" w:hAnsi="Century Gothic" w:cs="Century Gothic"/>
+          <w:b/>
+          <w:bCs/>
+          <w:color w:val="000000"/>
+          <w:sz w:val="24"/>
+          <w:szCs w:val="24"/>
+        </w:rPr>
+        <w:t xml:space="preserve">del mes de </w:t>
+      </w:r>
+      <w:r>
+        <w:rPr>
+          <w:rFonts w:ascii="Century Gothic" w:eastAsia="Century Gothic" w:hAnsi="Century Gothic" w:cs="Century Gothic"/>
+          <w:b/>
+          <w:bCs/>
+          <w:sz w:val="24"/>
+          <w:szCs w:val="24"/>
+        </w:rPr>
+        <w:t xml:space="preserve">{month_text} </w:t>
+      </w:r>
+      <w:r>
+        <w:rPr>
+          <w:rFonts w:ascii="Century Gothic" w:eastAsia="Century Gothic" w:hAnsi="Century Gothic" w:cs="Century Gothic"/>
+          <w:b/>
+          <w:bCs/>
+          <w:color w:val="000000"/>
+          <w:sz w:val="24"/>
+          <w:szCs w:val="24"/>
+        </w:rPr>
+        <w:t>del {year_text}</w:t>
+      </w:r>
+      <w:r>
+        <w:rPr>
+          <w:rFonts w:ascii="Century Gothic" w:eastAsia="Century Gothic" w:hAnsi="Century Gothic" w:cs="Century Gothic"/>
+          <w:color w:val="000000"/>
+          <w:sz w:val="24"/>
+          <w:szCs w:val="24"/>
+        </w:rPr>
+        <w:t xml:space="preserve">, comparecen a la suscripción del presente contrato de trabajo </w:t>
+      </w:r>
+      <w:r>
+        <w:rPr>
+          <w:rFonts w:ascii="Century Gothic" w:eastAsia="Century Gothic" w:hAnsi="Century Gothic" w:cs="Century Gothic"/>
+          <w:sz w:val="24"/>
+          <w:szCs w:val="24"/>
+        </w:rPr>
+        <w:t>con período de prueba</w:t>
+      </w:r>
+      <w:r>
+        <w:rPr>
+          <w:rFonts w:ascii="Century Gothic" w:eastAsia="Century Gothic" w:hAnsi="Century Gothic" w:cs="Century Gothic"/>
+          <w:color w:val="000000"/>
+          <w:sz w:val="24"/>
+          <w:szCs w:val="24"/>
+        </w:rPr>
+        <w:t xml:space="preserve">, por una parte, la compañía </w:t>
+      </w:r>
+      <w:r>
+        <w:rPr>
+          <w:rFonts w:ascii="Century Gothic" w:eastAsia="Century Gothic" w:hAnsi="Century Gothic" w:cs="Century Gothic"/>
+          <w:b/>
+          <w:bCs/>
+          <w:sz w:val="24"/>
+          <w:szCs w:val="24"/>
+        </w:rPr>
+        <w:t>ENGLISH-ON-ACADEMY</w:t>
+      </w:r>
+      <w:r>
+        <w:rPr>
+          <w:rFonts w:ascii="Century Gothic" w:eastAsia="Century Gothic" w:hAnsi="Century Gothic" w:cs="Century Gothic"/>
+          <w:b/>
+          <w:bCs/>
+          <w:color w:val="000000"/>
+          <w:sz w:val="24"/>
+          <w:szCs w:val="24"/>
+        </w:rPr>
+        <w:t xml:space="preserve"> S.A.S.</w:t>
+      </w:r>
+      <w:r>
+        <w:rPr>
+          <w:rFonts w:ascii="Century Gothic" w:eastAsia="Century Gothic" w:hAnsi="Century Gothic" w:cs="Century Gothic"/>
+          <w:color w:val="000000"/>
+          <w:sz w:val="24"/>
+          <w:szCs w:val="24"/>
+        </w:rPr>
+        <w:t xml:space="preserve">, legalmente representada por el señor </w:t>
+      </w:r>
+      <w:r>
+        <w:rPr>
+          <w:rFonts w:ascii="Century Gothic" w:eastAsia="Century Gothic" w:hAnsi="Century Gothic" w:cs="Century Gothic"/>
+          <w:b/>
+          <w:bCs/>
+          <w:sz w:val="24"/>
+          <w:szCs w:val="24"/>
+        </w:rPr>
+        <w:t>HUGO GERMAN LOPEZ GOMEZ</w:t>
+      </w:r>
+      <w:r>
+        <w:rPr>
+          <w:rFonts w:ascii="Century Gothic" w:eastAsia="Century Gothic" w:hAnsi="Century Gothic" w:cs="Century Gothic"/>
+          <w:color w:val="000000"/>
+          <w:sz w:val="24"/>
+          <w:szCs w:val="24"/>
+        </w:rPr>
+        <w:t xml:space="preserve">, en su calidad de </w:t>
+      </w:r>
+      <w:r>
+        <w:rPr>
+          <w:rFonts w:ascii="Century Gothic" w:eastAsia="Century Gothic" w:hAnsi="Century Gothic" w:cs="Century Gothic"/>
+          <w:sz w:val="24"/>
+          <w:szCs w:val="24"/>
+        </w:rPr>
+        <w:t>PRESIDENTE</w:t>
+      </w:r>
+      <w:r>
+        <w:rPr>
+          <w:rFonts w:ascii="Century Gothic" w:eastAsia="Century Gothic" w:hAnsi="Century Gothic" w:cs="Century Gothic"/>
+          <w:color w:val="000000"/>
+          <w:sz w:val="24"/>
+          <w:szCs w:val="24"/>
+        </w:rPr>
+        <w:t>, a quien en lo sucesivo se podrá denominar como la “</w:t>
+      </w:r>
+      <w:r>
+        <w:rPr>
+          <w:rFonts w:ascii="Century Gothic" w:eastAsia="Century Gothic" w:hAnsi="Century Gothic" w:cs="Century Gothic"/>
+          <w:b/>
+          <w:bCs/>
+          <w:color w:val="000000"/>
+          <w:sz w:val="24"/>
+          <w:szCs w:val="24"/>
+        </w:rPr>
+        <w:t>EMPLEADORA</w:t>
+      </w:r>
+      <w:r>
+        <w:rPr>
+          <w:rFonts w:ascii="Century Gothic" w:eastAsia="Century Gothic" w:hAnsi="Century Gothic" w:cs="Century Gothic"/>
+          <w:color w:val="000000"/>
+          <w:sz w:val="24"/>
+          <w:szCs w:val="24"/>
+        </w:rPr>
+        <w:t xml:space="preserve">”, la </w:t>
+      </w:r>
+      <w:r>
+        <w:rPr>
+          <w:rFonts w:ascii="Century Gothic" w:eastAsia="Century Gothic" w:hAnsi="Century Gothic" w:cs="Century Gothic"/>
+          <w:b/>
+          <w:bCs/>
+          <w:sz w:val="24"/>
+          <w:szCs w:val="24"/>
+        </w:rPr>
+        <w:t>”COMPAÑÍA”</w:t>
+      </w:r>
+      <w:r>
+        <w:rPr>
+          <w:rFonts w:ascii="Century Gothic" w:eastAsia="Century Gothic" w:hAnsi="Century Gothic" w:cs="Century Gothic"/>
+          <w:color w:val="000000"/>
+          <w:sz w:val="24"/>
+          <w:szCs w:val="24"/>
+        </w:rPr>
+        <w:t>, la “</w:t>
+      </w:r>
+      <w:r>
+        <w:rPr>
+          <w:rFonts w:ascii="Century Gothic" w:eastAsia="Century Gothic" w:hAnsi="Century Gothic" w:cs="Century Gothic"/>
+          <w:b/>
+          <w:bCs/>
+          <w:color w:val="000000"/>
+          <w:sz w:val="24"/>
+          <w:szCs w:val="24"/>
+        </w:rPr>
+        <w:t>CONTRATANTE</w:t>
+      </w:r>
+      <w:r>
+        <w:rPr>
+          <w:rFonts w:ascii="Century Gothic" w:eastAsia="Century Gothic" w:hAnsi="Century Gothic" w:cs="Century Gothic"/>
+          <w:color w:val="000000"/>
+          <w:sz w:val="24"/>
+          <w:szCs w:val="24"/>
+        </w:rPr>
+        <w:t>” o la “</w:t>
+      </w:r>
+      <w:r>
+        <w:rPr>
+          <w:rFonts w:ascii="Century Gothic" w:eastAsia="Century Gothic" w:hAnsi="Century Gothic" w:cs="Century Gothic"/>
+          <w:b/>
+          <w:bCs/>
+          <w:color w:val="000000"/>
+          <w:sz w:val="24"/>
+          <w:szCs w:val="24"/>
+        </w:rPr>
+        <w:t>EMPRESA</w:t>
+      </w:r>
+      <w:r>
+        <w:rPr>
+          <w:rFonts w:ascii="Century Gothic" w:eastAsia="Century Gothic" w:hAnsi="Century Gothic" w:cs="Century Gothic"/>
+          <w:color w:val="000000"/>
+          <w:sz w:val="24"/>
+          <w:szCs w:val="24"/>
+        </w:rPr>
+        <w:t>”; y, por otra, el(la) señor(a)(i</w:t>
+      </w:r>
+      <w:r>
+        <w:rPr>
+          <w:rFonts w:ascii="Century Gothic" w:eastAsia="Century Gothic" w:hAnsi="Century Gothic" w:cs="Century Gothic"/>
+          <w:sz w:val="24"/>
+          <w:szCs w:val="24"/>
+        </w:rPr>
+        <w:t>ta)</w:t>
+      </w:r>
+      <w:r>
+        <w:rPr>
+          <w:rFonts w:ascii="Century Gothic" w:eastAsia="Century Gothic" w:hAnsi="Century Gothic" w:cs="Century Gothic"/>
+          <w:color w:val="000000"/>
           <w:sz w:val="24"/>
           <w:szCs w:val="24"/>
         </w:rPr>
@@ -146,27 +356,260 @@
           <w:rFonts w:ascii="Century Gothic" w:eastAsia="Century Gothic" w:hAnsi="Century Gothic" w:cs="Century Gothic"/>
           <w:b/>
           <w:bCs/>
-          <w:color w:val="000000"/>
-          <w:sz w:val="24"/>
-          <w:szCs w:val="24"/>
-        </w:rPr>
-        <w:t xml:space="preserve">del mes de </w:t>
-      </w:r>
-      <w:r>
-        <w:rPr>
-          <w:rFonts w:ascii="Century Gothic" w:eastAsia="Century Gothic" w:hAnsi="Century Gothic" w:cs="Century Gothic"/>
-          <w:b/>
-          <w:bCs/>
-          <w:sz w:val="24"/>
-          <w:szCs w:val="24"/>
-        </w:rPr>
-        <w:t>{month_text}</w:t>
-      </w:r>
-      <w:r>
-        <w:rPr>
-          <w:rFonts w:ascii="Century Gothic" w:eastAsia="Century Gothic" w:hAnsi="Century Gothic" w:cs="Century Gothic"/>
-          <w:b/>
-          <w:bCs/>
+          <w:sz w:val="24"/>
+          <w:szCs w:val="24"/>
+        </w:rPr>
+        <w:t>{name_worker}</w:t>
+      </w:r>
+      <w:r>
+        <w:rPr>
+          <w:rFonts w:ascii="Century Gothic" w:eastAsia="Century Gothic" w:hAnsi="Century Gothic" w:cs="Century Gothic"/>
+          <w:color w:val="000000"/>
+          <w:sz w:val="24"/>
+          <w:szCs w:val="24"/>
+        </w:rPr>
+        <w:t xml:space="preserve">, portador(a) de la cédula de ciudadanía/identidad/pasaporte No. </w:t>
+      </w:r>
+      <w:r>
+        <w:rPr>
+          <w:rFonts w:ascii="Century Gothic" w:eastAsia="Century Gothic" w:hAnsi="Century Gothic" w:cs="Century Gothic"/>
+          <w:b/>
+          <w:bCs/>
+          <w:sz w:val="24"/>
+          <w:szCs w:val="24"/>
+        </w:rPr>
+        <w:t>{id_worker}</w:t>
+      </w:r>
+      <w:r>
+        <w:rPr>
+          <w:rFonts w:ascii="Century Gothic" w:eastAsia="Century Gothic" w:hAnsi="Century Gothic" w:cs="Century Gothic"/>
+          <w:color w:val="000000"/>
+          <w:sz w:val="24"/>
+          <w:szCs w:val="24"/>
+        </w:rPr>
+        <w:t>, a quien en adelante se podrá denominar como el(la) “</w:t>
+      </w:r>
+      <w:r>
+        <w:rPr>
+          <w:rFonts w:ascii="Century Gothic" w:eastAsia="Century Gothic" w:hAnsi="Century Gothic" w:cs="Century Gothic"/>
+          <w:b/>
+          <w:bCs/>
+          <w:color w:val="000000"/>
+          <w:sz w:val="24"/>
+          <w:szCs w:val="24"/>
+        </w:rPr>
+        <w:t>TRABAJADOR(A)</w:t>
+      </w:r>
+      <w:r>
+        <w:rPr>
+          <w:rFonts w:ascii="Century Gothic" w:eastAsia="Century Gothic" w:hAnsi="Century Gothic" w:cs="Century Gothic"/>
+          <w:color w:val="000000"/>
+          <w:sz w:val="24"/>
+          <w:szCs w:val="24"/>
+        </w:rPr>
+        <w:t>”, ¨</w:t>
+      </w:r>
+      <w:r>
+        <w:rPr>
+          <w:rFonts w:ascii="Century Gothic" w:eastAsia="Century Gothic" w:hAnsi="Century Gothic" w:cs="Century Gothic"/>
+          <w:b/>
+          <w:bCs/>
+          <w:color w:val="000000"/>
+          <w:sz w:val="24"/>
+          <w:szCs w:val="24"/>
+        </w:rPr>
+        <w:t>COLABORADOR(A)</w:t>
+      </w:r>
+      <w:r>
+        <w:rPr>
+          <w:rFonts w:ascii="Century Gothic" w:eastAsia="Century Gothic" w:hAnsi="Century Gothic" w:cs="Century Gothic"/>
+          <w:color w:val="000000"/>
+          <w:sz w:val="24"/>
+          <w:szCs w:val="24"/>
+        </w:rPr>
+        <w:t xml:space="preserve"> o “</w:t>
+      </w:r>
+      <w:r>
+        <w:rPr>
+          <w:rFonts w:ascii="Century Gothic" w:eastAsia="Century Gothic" w:hAnsi="Century Gothic" w:cs="Century Gothic"/>
+          <w:b/>
+          <w:bCs/>
+          <w:color w:val="000000"/>
+          <w:sz w:val="24"/>
+          <w:szCs w:val="24"/>
+        </w:rPr>
+        <w:t>EMPLEADO(A)</w:t>
+      </w:r>
+      <w:r>
+        <w:rPr>
+          <w:rFonts w:ascii="Century Gothic" w:eastAsia="Century Gothic" w:hAnsi="Century Gothic" w:cs="Century Gothic"/>
+          <w:color w:val="000000"/>
+          <w:sz w:val="24"/>
+          <w:szCs w:val="24"/>
+        </w:rPr>
+        <w:t>”. Ambas partes comparecen libre y voluntariamente a la suscripción de presente instrumento, al tenor de las cláusulas siguientes:</w:t>
+      </w:r>
+    </w:p>
+    <w:p>
+      <w:pPr>
+        <w:pBdr>
+          <w:top w:val="nil"/>
+          <w:left w:val="nil"/>
+          <w:bottom w:val="nil"/>
+          <w:right w:val="nil"/>
+          <w:between w:val="nil"/>
+        </w:pBdr>
+        <w:spacing w:after="0" w:line="240" w:lineRule="auto"/>
+        <w:jc w:val="both"/>
+        <w:rPr>
+          <w:rFonts w:ascii="Century Gothic" w:eastAsia="Century Gothic" w:hAnsi="Century Gothic" w:cs="Century Gothic"/>
+          <w:color w:val="000000"/>
+          <w:sz w:val="24"/>
+          <w:szCs w:val="24"/>
+        </w:rPr>
+      </w:pPr>
+    </w:p>
+    <w:p>
+      <w:pPr>
+        <w:pBdr>
+          <w:top w:val="nil"/>
+          <w:left w:val="nil"/>
+          <w:bottom w:val="nil"/>
+          <w:right w:val="nil"/>
+          <w:between w:val="nil"/>
+        </w:pBdr>
+        <w:spacing w:after="0" w:line="240" w:lineRule="auto"/>
+        <w:jc w:val="both"/>
+        <w:rPr>
+          <w:rFonts w:ascii="Century Gothic" w:eastAsia="Century Gothic" w:hAnsi="Century Gothic" w:cs="Century Gothic"/>
+          <w:color w:val="000000"/>
+          <w:sz w:val="24"/>
+          <w:szCs w:val="24"/>
+        </w:rPr>
+      </w:pPr>
+      <w:r>
+        <w:rPr>
+          <w:rFonts w:ascii="Century Gothic" w:eastAsia="Century Gothic" w:hAnsi="Century Gothic" w:cs="Century Gothic"/>
+          <w:b/>
+          <w:bCs/>
+          <w:color w:val="000000"/>
+          <w:sz w:val="24"/>
+          <w:szCs w:val="24"/>
+        </w:rPr>
+        <w:t xml:space="preserve">CLÁUSULA PRIMERA: ANTECEDENTES.- </w:t>
+      </w:r>
+      <w:r>
+        <w:rPr>
+          <w:rFonts w:ascii="Century Gothic" w:eastAsia="Century Gothic" w:hAnsi="Century Gothic" w:cs="Century Gothic"/>
+          <w:b/>
+          <w:bCs/>
+          <w:sz w:val="24"/>
+          <w:szCs w:val="24"/>
+        </w:rPr>
+        <w:t>ENGLISH-ON-ACADEMY</w:t>
+      </w:r>
+      <w:r>
+        <w:rPr>
+          <w:rFonts w:ascii="Century Gothic" w:eastAsia="Century Gothic" w:hAnsi="Century Gothic" w:cs="Century Gothic"/>
+          <w:b/>
+          <w:bCs/>
+          <w:color w:val="000000"/>
+          <w:sz w:val="24"/>
+          <w:szCs w:val="24"/>
+        </w:rPr>
+        <w:t xml:space="preserve"> S.A.S.</w:t>
+      </w:r>
+      <w:r>
+        <w:rPr>
+          <w:rFonts w:ascii="Century Gothic" w:eastAsia="Century Gothic" w:hAnsi="Century Gothic" w:cs="Century Gothic"/>
+          <w:color w:val="000000"/>
+          <w:sz w:val="24"/>
+          <w:szCs w:val="24"/>
+        </w:rPr>
+        <w:t xml:space="preserve"> es una compañía domiciliada en el cantón </w:t>
+      </w:r>
+      <w:r>
+        <w:rPr>
+          <w:rFonts w:ascii="Century Gothic" w:eastAsia="Century Gothic" w:hAnsi="Century Gothic" w:cs="Century Gothic"/>
+          <w:sz w:val="24"/>
+          <w:szCs w:val="24"/>
+        </w:rPr>
+        <w:t>Samborondón</w:t>
+      </w:r>
+      <w:r>
+        <w:rPr>
+          <w:rFonts w:ascii="Century Gothic" w:eastAsia="Century Gothic" w:hAnsi="Century Gothic" w:cs="Century Gothic"/>
+          <w:color w:val="000000"/>
+          <w:sz w:val="24"/>
+          <w:szCs w:val="24"/>
+        </w:rPr>
+        <w:t xml:space="preserve">, con </w:t>
+      </w:r>
+      <w:r>
+        <w:rPr>
+          <w:rFonts w:ascii="Century Gothic" w:eastAsia="Century Gothic" w:hAnsi="Century Gothic" w:cs="Century Gothic"/>
+          <w:sz w:val="24"/>
+          <w:szCs w:val="24"/>
+        </w:rPr>
+        <w:t xml:space="preserve">sucursales en las ciudades de Guayaquil, Samborondón y Quito, </w:t>
+      </w:r>
+      <w:r>
+        <w:rPr>
+          <w:rFonts w:ascii="Century Gothic" w:eastAsia="Century Gothic" w:hAnsi="Century Gothic" w:cs="Century Gothic"/>
+          <w:color w:val="000000"/>
+          <w:sz w:val="24"/>
+          <w:szCs w:val="24"/>
+        </w:rPr>
+        <w:t xml:space="preserve">cuya actividad económica, principal o </w:t>
+      </w:r>
+      <w:r>
+        <w:rPr>
+          <w:rFonts w:ascii="Century Gothic" w:eastAsia="Century Gothic" w:hAnsi="Century Gothic" w:cs="Century Gothic"/>
+          <w:sz w:val="24"/>
+          <w:szCs w:val="24"/>
+        </w:rPr>
+        <w:t xml:space="preserve">única, </w:t>
+      </w:r>
+      <w:r>
+        <w:rPr>
+          <w:rFonts w:ascii="Century Gothic" w:eastAsia="Century Gothic" w:hAnsi="Century Gothic" w:cs="Century Gothic"/>
+          <w:color w:val="000000"/>
+          <w:sz w:val="24"/>
+          <w:szCs w:val="24"/>
+        </w:rPr>
+        <w:t xml:space="preserve">es la </w:t>
+      </w:r>
+      <w:r>
+        <w:rPr>
+          <w:rFonts w:ascii="Century Gothic" w:eastAsia="Century Gothic" w:hAnsi="Century Gothic" w:cs="Century Gothic"/>
+          <w:b/>
+          <w:bCs/>
+          <w:color w:val="0D0D0D"/>
+          <w:sz w:val="24"/>
+          <w:szCs w:val="24"/>
+        </w:rPr>
+        <w:t>ENSEÑANZA DE IDIOMAS Y CLASES DE CONVERSACIÓN</w:t>
+      </w:r>
+      <w:r>
+        <w:rPr>
+          <w:rFonts w:ascii="Century Gothic" w:eastAsia="Century Gothic" w:hAnsi="Century Gothic" w:cs="Century Gothic"/>
+          <w:sz w:val="24"/>
+          <w:szCs w:val="24"/>
+        </w:rPr>
+        <w:t xml:space="preserve">; actividad por la cual </w:t>
+      </w:r>
+      <w:r>
+        <w:rPr>
+          <w:rFonts w:ascii="Century Gothic" w:eastAsia="Century Gothic" w:hAnsi="Century Gothic" w:cs="Century Gothic"/>
+          <w:color w:val="000000"/>
+          <w:sz w:val="24"/>
+          <w:szCs w:val="24"/>
+        </w:rPr>
+        <w:t>requiere contratar los servicios lícitos y personales de un(a)</w:t>
+      </w:r>
+      <w:r>
+        <w:rPr>
+          <w:rFonts w:ascii="Century Gothic" w:eastAsia="Century Gothic" w:hAnsi="Century Gothic" w:cs="Century Gothic"/>
           <w:sz w:val="24"/>
           <w:szCs w:val="24"/>
         </w:rPr>
@@ -175,175 +618,78 @@
       <w:r>
         <w:rPr>
           <w:rFonts w:ascii="Century Gothic" w:eastAsia="Century Gothic" w:hAnsi="Century Gothic" w:cs="Century Gothic"/>
-          <w:b/>
-          <w:bCs/>
-          <w:color w:val="000000"/>
-          <w:sz w:val="24"/>
-          <w:szCs w:val="24"/>
-        </w:rPr>
-        <w:t>d</w:t>
-      </w:r>
-      <w:r>
-        <w:rPr>
-          <w:rFonts w:ascii="Century Gothic" w:eastAsia="Century Gothic" w:hAnsi="Century Gothic" w:cs="Century Gothic"/>
-          <w:b/>
-          <w:bCs/>
-          <w:color w:val="000000"/>
-          <w:sz w:val="24"/>
-          <w:szCs w:val="24"/>
-        </w:rPr>
-        <w:t>el {year_text}</w:t>
-      </w:r>
-      <w:r>
-        <w:rPr>
-          <w:rFonts w:ascii="Century Gothic" w:eastAsia="Century Gothic" w:hAnsi="Century Gothic" w:cs="Century Gothic"/>
-          <w:color w:val="000000"/>
-          <w:sz w:val="24"/>
-          <w:szCs w:val="24"/>
-        </w:rPr>
-        <w:t xml:space="preserve">, comparecen a la suscripción del presente contrato de trabajo </w:t>
-      </w:r>
-      <w:r>
-        <w:rPr>
-          <w:rFonts w:ascii="Century Gothic" w:eastAsia="Century Gothic" w:hAnsi="Century Gothic" w:cs="Century Gothic"/>
-          <w:sz w:val="24"/>
-          <w:szCs w:val="24"/>
-        </w:rPr>
-        <w:t>con período de prueba</w:t>
-      </w:r>
-      <w:r>
-        <w:rPr>
-          <w:rFonts w:ascii="Century Gothic" w:eastAsia="Century Gothic" w:hAnsi="Century Gothic" w:cs="Century Gothic"/>
-          <w:color w:val="000000"/>
-          <w:sz w:val="24"/>
-          <w:szCs w:val="24"/>
-        </w:rPr>
-        <w:t xml:space="preserve">, por una parte, la compañía </w:t>
-      </w:r>
-      <w:r>
-        <w:rPr>
-          <w:rFonts w:ascii="Century Gothic" w:eastAsia="Century Gothic" w:hAnsi="Century Gothic" w:cs="Century Gothic"/>
-          <w:b/>
-          <w:bCs/>
-          <w:sz w:val="24"/>
-          <w:szCs w:val="24"/>
-        </w:rPr>
-        <w:t>ENGLISH-ON-ACADEMY</w:t>
-      </w:r>
-      <w:r>
-        <w:rPr>
-          <w:rFonts w:ascii="Century Gothic" w:eastAsia="Century Gothic" w:hAnsi="Century Gothic" w:cs="Century Gothic"/>
-          <w:b/>
-          <w:bCs/>
-          <w:color w:val="000000"/>
-          <w:sz w:val="24"/>
-          <w:szCs w:val="24"/>
-        </w:rPr>
-        <w:t xml:space="preserve"> S.A.S.</w:t>
-      </w:r>
-      <w:r>
-        <w:rPr>
-          <w:rFonts w:ascii="Century Gothic" w:eastAsia="Century Gothic" w:hAnsi="Century Gothic" w:cs="Century Gothic"/>
-          <w:color w:val="000000"/>
-          <w:sz w:val="24"/>
-          <w:szCs w:val="24"/>
-        </w:rPr>
-        <w:t xml:space="preserve">, legalmente representada por el señor </w:t>
-      </w:r>
-      <w:r>
-        <w:rPr>
-          <w:rFonts w:ascii="Century Gothic" w:eastAsia="Century Gothic" w:hAnsi="Century Gothic" w:cs="Century Gothic"/>
-          <w:b/>
-          <w:bCs/>
-          <w:sz w:val="24"/>
-          <w:szCs w:val="24"/>
-        </w:rPr>
-        <w:t>HUGO GERMAN LOPEZ GOMEZ</w:t>
-      </w:r>
-      <w:r>
-        <w:rPr>
-          <w:rFonts w:ascii="Century Gothic" w:eastAsia="Century Gothic" w:hAnsi="Century Gothic" w:cs="Century Gothic"/>
-          <w:color w:val="000000"/>
-          <w:sz w:val="24"/>
-          <w:szCs w:val="24"/>
-        </w:rPr>
-        <w:t xml:space="preserve">, en su calidad de </w:t>
-      </w:r>
-      <w:r>
-        <w:rPr>
-          <w:rFonts w:ascii="Century Gothic" w:eastAsia="Century Gothic" w:hAnsi="Century Gothic" w:cs="Century Gothic"/>
-          <w:sz w:val="24"/>
-          <w:szCs w:val="24"/>
-        </w:rPr>
-        <w:t>PRESIDENTE</w:t>
-      </w:r>
-      <w:r>
-        <w:rPr>
-          <w:rFonts w:ascii="Century Gothic" w:eastAsia="Century Gothic" w:hAnsi="Century Gothic" w:cs="Century Gothic"/>
-          <w:color w:val="000000"/>
-          <w:sz w:val="24"/>
-          <w:szCs w:val="24"/>
-        </w:rPr>
-        <w:t>, a quien en lo sucesivo se podrá denominar como la “</w:t>
-      </w:r>
-      <w:r>
-        <w:rPr>
-          <w:rFonts w:ascii="Century Gothic" w:eastAsia="Century Gothic" w:hAnsi="Century Gothic" w:cs="Century Gothic"/>
-          <w:b/>
-          <w:bCs/>
-          <w:color w:val="000000"/>
-          <w:sz w:val="24"/>
-          <w:szCs w:val="24"/>
-        </w:rPr>
-        <w:t>EMPLEADORA</w:t>
-      </w:r>
-      <w:r>
-        <w:rPr>
-          <w:rFonts w:ascii="Century Gothic" w:eastAsia="Century Gothic" w:hAnsi="Century Gothic" w:cs="Century Gothic"/>
-          <w:color w:val="000000"/>
-          <w:sz w:val="24"/>
-          <w:szCs w:val="24"/>
-        </w:rPr>
-        <w:t xml:space="preserve">”, la </w:t>
-      </w:r>
-      <w:r>
-        <w:rPr>
-          <w:rFonts w:ascii="Century Gothic" w:eastAsia="Century Gothic" w:hAnsi="Century Gothic" w:cs="Century Gothic"/>
-          <w:b/>
-          <w:bCs/>
-          <w:sz w:val="24"/>
-          <w:szCs w:val="24"/>
-        </w:rPr>
-        <w:t>”COMPAÑÍA”</w:t>
-      </w:r>
-      <w:r>
-        <w:rPr>
-          <w:rFonts w:ascii="Century Gothic" w:eastAsia="Century Gothic" w:hAnsi="Century Gothic" w:cs="Century Gothic"/>
-          <w:color w:val="000000"/>
-          <w:sz w:val="24"/>
-          <w:szCs w:val="24"/>
-        </w:rPr>
-        <w:t>, la “</w:t>
-      </w:r>
-      <w:r>
-        <w:rPr>
-          <w:rFonts w:ascii="Century Gothic" w:eastAsia="Century Gothic" w:hAnsi="Century Gothic" w:cs="Century Gothic"/>
-          <w:b/>
-          <w:bCs/>
-          <w:color w:val="000000"/>
-          <w:sz w:val="24"/>
-          <w:szCs w:val="24"/>
-        </w:rPr>
-        <w:t>CONTRATANTE</w:t>
-      </w:r>
-      <w:r>
-        <w:rPr>
-          <w:rFonts w:ascii="Century Gothic" w:eastAsia="Century Gothic" w:hAnsi="Century Gothic" w:cs="Century Gothic"/>
-          <w:color w:val="000000"/>
-          <w:sz w:val="24"/>
-          <w:szCs w:val="24"/>
-        </w:rPr>
-        <w:t>” o la “</w:t>
+          <w:color w:val="000000"/>
+          <w:sz w:val="24"/>
+          <w:szCs w:val="24"/>
+        </w:rPr>
+        <w:t>trabajador(a) que cumpla sus funciones de acuerdo a la modalidad y bajo las condiciones señaladas en las cláusulas siguientes.</w:t>
+      </w:r>
+    </w:p>
+    <w:p>
+      <w:pPr>
+        <w:pBdr>
+          <w:top w:val="nil"/>
+          <w:left w:val="nil"/>
+          <w:bottom w:val="nil"/>
+          <w:right w:val="nil"/>
+          <w:between w:val="nil"/>
+        </w:pBdr>
+        <w:spacing w:after="0" w:line="240" w:lineRule="auto"/>
+        <w:jc w:val="both"/>
+        <w:rPr>
+          <w:rFonts w:ascii="Century Gothic" w:eastAsia="Century Gothic" w:hAnsi="Century Gothic" w:cs="Century Gothic"/>
+          <w:color w:val="000000"/>
+          <w:sz w:val="24"/>
+          <w:szCs w:val="24"/>
+        </w:rPr>
+      </w:pPr>
+    </w:p>
+    <w:p>
+      <w:pPr>
+        <w:pBdr>
+          <w:top w:val="nil"/>
+          <w:left w:val="nil"/>
+          <w:bottom w:val="nil"/>
+          <w:right w:val="nil"/>
+          <w:between w:val="nil"/>
+        </w:pBdr>
+        <w:spacing w:after="0" w:line="240" w:lineRule="auto"/>
+        <w:jc w:val="both"/>
+        <w:rPr>
+          <w:rFonts w:ascii="Century Gothic" w:eastAsia="Century Gothic" w:hAnsi="Century Gothic" w:cs="Century Gothic"/>
+          <w:color w:val="000000"/>
+          <w:sz w:val="24"/>
+          <w:szCs w:val="24"/>
+        </w:rPr>
+      </w:pPr>
+      <w:r>
+        <w:rPr>
+          <w:rFonts w:ascii="Century Gothic" w:eastAsia="Century Gothic" w:hAnsi="Century Gothic" w:cs="Century Gothic"/>
+          <w:color w:val="000000"/>
+          <w:sz w:val="24"/>
+          <w:szCs w:val="24"/>
+        </w:rPr>
+        <w:t xml:space="preserve">Por su parte, el(la) </w:t>
+      </w:r>
+      <w:r>
+        <w:rPr>
+          <w:rFonts w:ascii="Century Gothic" w:eastAsia="Century Gothic" w:hAnsi="Century Gothic" w:cs="Century Gothic"/>
+          <w:b/>
+          <w:bCs/>
+          <w:color w:val="000000"/>
+          <w:sz w:val="24"/>
+          <w:szCs w:val="24"/>
+        </w:rPr>
+        <w:t>TRABAJADOR(A)</w:t>
+      </w:r>
+      <w:r>
+        <w:rPr>
+          <w:rFonts w:ascii="Century Gothic" w:eastAsia="Century Gothic" w:hAnsi="Century Gothic" w:cs="Century Gothic"/>
+          <w:color w:val="000000"/>
+          <w:sz w:val="24"/>
+          <w:szCs w:val="24"/>
+        </w:rPr>
+        <w:t xml:space="preserve"> manifiesta contar con la preparación y/o experiencia necesaria para ejercer el cargo o labores requeridas por la </w:t>
       </w:r>
       <w:r>
         <w:rPr>
@@ -363,383 +709,6 @@
           <w:sz w:val="24"/>
           <w:szCs w:val="24"/>
         </w:rPr>
-        <w:t>”; y, por otra, el(la) señor(a)(i</w:t>
-      </w:r>
-      <w:r>
-        <w:rPr>
-          <w:rFonts w:ascii="Century Gothic" w:eastAsia="Century Gothic" w:hAnsi="Century Gothic" w:cs="Century Gothic"/>
-          <w:sz w:val="24"/>
-          <w:szCs w:val="24"/>
-        </w:rPr>
-        <w:t>ta)</w:t>
-      </w:r>
-      <w:r>
-        <w:rPr>
-          <w:rFonts w:ascii="Century Gothic" w:eastAsia="Century Gothic" w:hAnsi="Century Gothic" w:cs="Century Gothic"/>
-          <w:color w:val="000000"/>
-          <w:sz w:val="24"/>
-          <w:szCs w:val="24"/>
-        </w:rPr>
-        <w:t xml:space="preserve"> </w:t>
-      </w:r>
-      <w:r>
-        <w:rPr>
-          <w:rFonts w:ascii="Century Gothic" w:eastAsia="Century Gothic" w:hAnsi="Century Gothic" w:cs="Century Gothic"/>
-          <w:b/>
-          <w:bCs/>
-          <w:sz w:val="24"/>
-          <w:szCs w:val="24"/>
-        </w:rPr>
-        <w:t>{name_worker}</w:t>
-      </w:r>
-      <w:r>
-        <w:rPr>
-          <w:rFonts w:ascii="Century Gothic" w:eastAsia="Century Gothic" w:hAnsi="Century Gothic" w:cs="Century Gothic"/>
-          <w:color w:val="000000"/>
-          <w:sz w:val="24"/>
-          <w:szCs w:val="24"/>
-        </w:rPr>
-        <w:t xml:space="preserve">, portador(a) de la cédula de ciudadanía/identidad/pasaporte No. </w:t>
-      </w:r>
-      <w:r>
-        <w:rPr>
-          <w:rFonts w:ascii="Century Gothic" w:eastAsia="Century Gothic" w:hAnsi="Century Gothic" w:cs="Century Gothic"/>
-          <w:b/>
-          <w:bCs/>
-          <w:sz w:val="24"/>
-          <w:szCs w:val="24"/>
-        </w:rPr>
-        <w:t>{id_worker}</w:t>
-      </w:r>
-      <w:r>
-        <w:rPr>
-          <w:rFonts w:ascii="Century Gothic" w:eastAsia="Century Gothic" w:hAnsi="Century Gothic" w:cs="Century Gothic"/>
-          <w:color w:val="000000"/>
-          <w:sz w:val="24"/>
-          <w:szCs w:val="24"/>
-        </w:rPr>
-        <w:t>, a quien en adelante se podrá denominar como el(la) “</w:t>
-      </w:r>
-      <w:r>
-        <w:rPr>
-          <w:rFonts w:ascii="Century Gothic" w:eastAsia="Century Gothic" w:hAnsi="Century Gothic" w:cs="Century Gothic"/>
-          <w:b/>
-          <w:bCs/>
-          <w:color w:val="000000"/>
-          <w:sz w:val="24"/>
-          <w:szCs w:val="24"/>
-        </w:rPr>
-        <w:t>TRABAJADOR(A)</w:t>
-      </w:r>
-      <w:r>
-        <w:rPr>
-          <w:rFonts w:ascii="Century Gothic" w:eastAsia="Century Gothic" w:hAnsi="Century Gothic" w:cs="Century Gothic"/>
-          <w:color w:val="000000"/>
-          <w:sz w:val="24"/>
-          <w:szCs w:val="24"/>
-        </w:rPr>
-        <w:t>”, ¨</w:t>
-      </w:r>
-      <w:r>
-        <w:rPr>
-          <w:rFonts w:ascii="Century Gothic" w:eastAsia="Century Gothic" w:hAnsi="Century Gothic" w:cs="Century Gothic"/>
-          <w:b/>
-          <w:bCs/>
-          <w:color w:val="000000"/>
-          <w:sz w:val="24"/>
-          <w:szCs w:val="24"/>
-        </w:rPr>
-        <w:t>COLABORADOR(A)</w:t>
-      </w:r>
-      <w:r>
-        <w:rPr>
-          <w:rFonts w:ascii="Century Gothic" w:eastAsia="Century Gothic" w:hAnsi="Century Gothic" w:cs="Century Gothic"/>
-          <w:color w:val="000000"/>
-          <w:sz w:val="24"/>
-          <w:szCs w:val="24"/>
-        </w:rPr>
-        <w:t xml:space="preserve"> o “</w:t>
-      </w:r>
-      <w:r>
-        <w:rPr>
-          <w:rFonts w:ascii="Century Gothic" w:eastAsia="Century Gothic" w:hAnsi="Century Gothic" w:cs="Century Gothic"/>
-          <w:b/>
-          <w:bCs/>
-          <w:color w:val="000000"/>
-          <w:sz w:val="24"/>
-          <w:szCs w:val="24"/>
-        </w:rPr>
-        <w:t>EMPLEADO(A)</w:t>
-      </w:r>
-      <w:r>
-        <w:rPr>
-          <w:rFonts w:ascii="Century Gothic" w:eastAsia="Century Gothic" w:hAnsi="Century Gothic" w:cs="Century Gothic"/>
-          <w:color w:val="000000"/>
-          <w:sz w:val="24"/>
-          <w:szCs w:val="24"/>
-        </w:rPr>
-        <w:t>”. Ambas partes comparecen libre y voluntariamente a la suscripción de presente instrumento, al tenor de las cláusulas siguientes:</w:t>
-      </w:r>
-    </w:p>
-    <w:p>
-      <w:pPr>
-        <w:pBdr>
-          <w:top w:val="nil"/>
-          <w:left w:val="nil"/>
-          <w:bottom w:val="nil"/>
-          <w:right w:val="nil"/>
-          <w:between w:val="nil"/>
-        </w:pBdr>
-        <w:spacing w:after="0" w:line="240" w:lineRule="auto"/>
-        <w:jc w:val="both"/>
-        <w:rPr>
-          <w:rFonts w:ascii="Century Gothic" w:eastAsia="Century Gothic" w:hAnsi="Century Gothic" w:cs="Century Gothic"/>
-          <w:color w:val="000000"/>
-          <w:sz w:val="24"/>
-          <w:szCs w:val="24"/>
-        </w:rPr>
-      </w:pPr>
-    </w:p>
-    <w:p>
-      <w:pPr>
-        <w:pBdr>
-          <w:top w:val="nil"/>
-          <w:left w:val="nil"/>
-          <w:bottom w:val="nil"/>
-          <w:right w:val="nil"/>
-          <w:between w:val="nil"/>
-        </w:pBdr>
-        <w:spacing w:after="0" w:line="240" w:lineRule="auto"/>
-        <w:jc w:val="both"/>
-        <w:rPr>
-          <w:rFonts w:ascii="Century Gothic" w:eastAsia="Century Gothic" w:hAnsi="Century Gothic" w:cs="Century Gothic"/>
-          <w:color w:val="000000"/>
-          <w:sz w:val="24"/>
-          <w:szCs w:val="24"/>
-        </w:rPr>
-      </w:pPr>
-      <w:r>
-        <w:rPr>
-          <w:rFonts w:ascii="Century Gothic" w:eastAsia="Century Gothic" w:hAnsi="Century Gothic" w:cs="Century Gothic"/>
-          <w:b/>
-          <w:bCs/>
-          <w:color w:val="000000"/>
-          <w:sz w:val="24"/>
-          <w:szCs w:val="24"/>
-        </w:rPr>
-        <w:t xml:space="preserve">CLÁUSULA PRIMERA: ANTECEDENTES.- </w:t>
-      </w:r>
-      <w:r>
-        <w:rPr>
-          <w:rFonts w:ascii="Century Gothic" w:eastAsia="Century Gothic" w:hAnsi="Century Gothic" w:cs="Century Gothic"/>
-          <w:b/>
-          <w:bCs/>
-          <w:sz w:val="24"/>
-          <w:szCs w:val="24"/>
-        </w:rPr>
-        <w:t>ENGLISH-ON-ACADEMY</w:t>
-      </w:r>
-      <w:r>
-        <w:rPr>
-          <w:rFonts w:ascii="Century Gothic" w:eastAsia="Century Gothic" w:hAnsi="Century Gothic" w:cs="Century Gothic"/>
-          <w:b/>
-          <w:bCs/>
-          <w:color w:val="000000"/>
-          <w:sz w:val="24"/>
-          <w:szCs w:val="24"/>
-        </w:rPr>
-        <w:t xml:space="preserve"> S.A.S.</w:t>
-      </w:r>
-      <w:r>
-        <w:rPr>
-          <w:rFonts w:ascii="Century Gothic" w:eastAsia="Century Gothic" w:hAnsi="Century Gothic" w:cs="Century Gothic"/>
-          <w:color w:val="000000"/>
-          <w:sz w:val="24"/>
-          <w:szCs w:val="24"/>
-        </w:rPr>
-        <w:t xml:space="preserve"> es una compañía domiciliada en el cantón </w:t>
-      </w:r>
-      <w:r>
-        <w:rPr>
-          <w:rFonts w:ascii="Century Gothic" w:eastAsia="Century Gothic" w:hAnsi="Century Gothic" w:cs="Century Gothic"/>
-          <w:sz w:val="24"/>
-          <w:szCs w:val="24"/>
-        </w:rPr>
-        <w:t>Samborondón</w:t>
-      </w:r>
-      <w:r>
-        <w:rPr>
-          <w:rFonts w:ascii="Century Gothic" w:eastAsia="Century Gothic" w:hAnsi="Century Gothic" w:cs="Century Gothic"/>
-          <w:color w:val="000000"/>
-          <w:sz w:val="24"/>
-          <w:szCs w:val="24"/>
-        </w:rPr>
-        <w:t xml:space="preserve">, con </w:t>
-      </w:r>
-      <w:r>
-        <w:rPr>
-          <w:rFonts w:ascii="Century Gothic" w:eastAsia="Century Gothic" w:hAnsi="Century Gothic" w:cs="Century Gothic"/>
-          <w:sz w:val="24"/>
-          <w:szCs w:val="24"/>
-        </w:rPr>
-        <w:t xml:space="preserve">sucursales en las ciudades de Guayaquil, Samborondón y Quito, </w:t>
-      </w:r>
-      <w:r>
-        <w:rPr>
-          <w:rFonts w:ascii="Century Gothic" w:eastAsia="Century Gothic" w:hAnsi="Century Gothic" w:cs="Century Gothic"/>
-          <w:color w:val="000000"/>
-          <w:sz w:val="24"/>
-          <w:szCs w:val="24"/>
-        </w:rPr>
-        <w:t xml:space="preserve">cuya actividad económica, principal o </w:t>
-      </w:r>
-      <w:r>
-        <w:rPr>
-          <w:rFonts w:ascii="Century Gothic" w:eastAsia="Century Gothic" w:hAnsi="Century Gothic" w:cs="Century Gothic"/>
-          <w:sz w:val="24"/>
-          <w:szCs w:val="24"/>
-        </w:rPr>
-        <w:t xml:space="preserve">única, </w:t>
-      </w:r>
-      <w:r>
-        <w:rPr>
-          <w:rFonts w:ascii="Century Gothic" w:eastAsia="Century Gothic" w:hAnsi="Century Gothic" w:cs="Century Gothic"/>
-          <w:color w:val="000000"/>
-          <w:sz w:val="24"/>
-          <w:szCs w:val="24"/>
-        </w:rPr>
-        <w:t xml:space="preserve">es la </w:t>
-      </w:r>
-      <w:r>
-        <w:rPr>
-          <w:rFonts w:ascii="Century Gothic" w:eastAsia="Century Gothic" w:hAnsi="Century Gothic" w:cs="Century Gothic"/>
-          <w:b/>
-          <w:bCs/>
-          <w:color w:val="0D0D0D"/>
-          <w:sz w:val="24"/>
-          <w:szCs w:val="24"/>
-        </w:rPr>
-        <w:t>ENSEÑANZA DE IDIOMAS Y CLASES DE CONVERSACIÓN</w:t>
-      </w:r>
-      <w:r>
-        <w:rPr>
-          <w:rFonts w:ascii="Century Gothic" w:eastAsia="Century Gothic" w:hAnsi="Century Gothic" w:cs="Century Gothic"/>
-          <w:sz w:val="24"/>
-          <w:szCs w:val="24"/>
-        </w:rPr>
-        <w:t xml:space="preserve">; actividad por la cual </w:t>
-      </w:r>
-      <w:r>
-        <w:rPr>
-          <w:rFonts w:ascii="Century Gothic" w:eastAsia="Century Gothic" w:hAnsi="Century Gothic" w:cs="Century Gothic"/>
-          <w:color w:val="000000"/>
-          <w:sz w:val="24"/>
-          <w:szCs w:val="24"/>
-        </w:rPr>
-        <w:t>requiere contratar los servicios lícitos y personales de un(a)</w:t>
-      </w:r>
-      <w:r>
-        <w:rPr>
-          <w:rFonts w:ascii="Century Gothic" w:eastAsia="Century Gothic" w:hAnsi="Century Gothic" w:cs="Century Gothic"/>
-          <w:sz w:val="24"/>
-          <w:szCs w:val="24"/>
-        </w:rPr>
-        <w:t xml:space="preserve"> </w:t>
-      </w:r>
-      <w:r>
-        <w:rPr>
-          <w:rFonts w:ascii="Century Gothic" w:eastAsia="Century Gothic" w:hAnsi="Century Gothic" w:cs="Century Gothic"/>
-          <w:color w:val="000000"/>
-          <w:sz w:val="24"/>
-          <w:szCs w:val="24"/>
-        </w:rPr>
-        <w:t>trabajador(a) que cumpla sus funciones de acuerdo a la modalidad y bajo las condiciones señaladas en las cláusulas siguientes.</w:t>
-      </w:r>
-    </w:p>
-    <w:p>
-      <w:pPr>
-        <w:pBdr>
-          <w:top w:val="nil"/>
-          <w:left w:val="nil"/>
-          <w:bottom w:val="nil"/>
-          <w:right w:val="nil"/>
-          <w:between w:val="nil"/>
-        </w:pBdr>
-        <w:spacing w:after="0" w:line="240" w:lineRule="auto"/>
-        <w:jc w:val="both"/>
-        <w:rPr>
-          <w:rFonts w:ascii="Century Gothic" w:eastAsia="Century Gothic" w:hAnsi="Century Gothic" w:cs="Century Gothic"/>
-          <w:color w:val="000000"/>
-          <w:sz w:val="24"/>
-          <w:szCs w:val="24"/>
-        </w:rPr>
-      </w:pPr>
-    </w:p>
-    <w:p>
-      <w:pPr>
-        <w:pBdr>
-          <w:top w:val="nil"/>
-          <w:left w:val="nil"/>
-          <w:bottom w:val="nil"/>
-          <w:right w:val="nil"/>
-          <w:between w:val="nil"/>
-        </w:pBdr>
-        <w:spacing w:after="0" w:line="240" w:lineRule="auto"/>
-        <w:jc w:val="both"/>
-        <w:rPr>
-          <w:rFonts w:ascii="Century Gothic" w:eastAsia="Century Gothic" w:hAnsi="Century Gothic" w:cs="Century Gothic"/>
-          <w:color w:val="000000"/>
-          <w:sz w:val="24"/>
-          <w:szCs w:val="24"/>
-        </w:rPr>
-      </w:pPr>
-      <w:r>
-        <w:rPr>
-          <w:rFonts w:ascii="Century Gothic" w:eastAsia="Century Gothic" w:hAnsi="Century Gothic" w:cs="Century Gothic"/>
-          <w:color w:val="000000"/>
-          <w:sz w:val="24"/>
-          <w:szCs w:val="24"/>
-        </w:rPr>
-        <w:t xml:space="preserve">Por su parte, el(la) </w:t>
-      </w:r>
-      <w:r>
-        <w:rPr>
-          <w:rFonts w:ascii="Century Gothic" w:eastAsia="Century Gothic" w:hAnsi="Century Gothic" w:cs="Century Gothic"/>
-          <w:b/>
-          <w:bCs/>
-          <w:color w:val="000000"/>
-          <w:sz w:val="24"/>
-          <w:szCs w:val="24"/>
-        </w:rPr>
-        <w:t>TRABAJADOR(A)</w:t>
-      </w:r>
-      <w:r>
-        <w:rPr>
-          <w:rFonts w:ascii="Century Gothic" w:eastAsia="Century Gothic" w:hAnsi="Century Gothic" w:cs="Century Gothic"/>
-          <w:color w:val="000000"/>
-          <w:sz w:val="24"/>
-          <w:szCs w:val="24"/>
-        </w:rPr>
-        <w:t xml:space="preserve"> manifiesta contar con la preparación y/o experiencia necesaria para ejercer el cargo o labores requeridas por la </w:t>
-      </w:r>
-      <w:r>
-        <w:rPr>
-          <w:rFonts w:ascii="Century Gothic" w:eastAsia="Century Gothic" w:hAnsi="Century Gothic" w:cs="Century Gothic"/>
-          <w:b/>
-          <w:bCs/>
-          <w:color w:val="000000"/>
-          <w:sz w:val="24"/>
-          <w:szCs w:val="24"/>
-        </w:rPr>
-        <w:t>EMPRESA</w:t>
-      </w:r>
-      <w:r>
-        <w:rPr>
-          <w:rFonts w:ascii="Century Gothic" w:eastAsia="Century Gothic" w:hAnsi="Century Gothic" w:cs="Century Gothic"/>
-          <w:color w:val="000000"/>
-          <w:sz w:val="24"/>
-          <w:szCs w:val="24"/>
-        </w:rPr>
         <w:t xml:space="preserve"> y señaladas en el presente instrumento.</w:t>
       </w:r>
     </w:p>
@@ -906,7 +875,6 @@
           <w:between w:val="nil"/>
         </w:pBdr>
         <w:spacing w:after="0" w:line="240" w:lineRule="auto"/>
-        <w:jc w:val="both"/>
         <w:rPr>
           <w:rFonts w:ascii="Century Gothic" w:eastAsia="Century Gothic" w:hAnsi="Century Gothic" w:cs="Century Gothic"/>
           <w:sz w:val="24"/>
@@ -918,7 +886,6 @@
       <w:pPr>
         <w:shd w:val="clear" w:color="auto" w:fill="FFFFFF"/>
         <w:spacing w:line="240" w:lineRule="auto"/>
-        <w:jc w:val="both"/>
         <w:rPr>
           <w:rFonts w:ascii="Century Gothic" w:eastAsia="Century Gothic" w:hAnsi="Century Gothic" w:cs="Century Gothic"/>
           <w:sz w:val="24"/>
@@ -1208,15 +1175,7 @@
           <w:sz w:val="24"/>
           <w:szCs w:val="24"/>
         </w:rPr>
-        <w:t xml:space="preserve">El(la) TRABAJADOR(A) declara que su lugar de domicilio está ubicado en </w:t>
-      </w:r>
-      <w:r>
-        <w:rPr>
-          <w:rFonts w:ascii="Century Gothic" w:eastAsia="Century Gothic" w:hAnsi="Century Gothic" w:cs="Century Gothic"/>
-          <w:sz w:val="24"/>
-          <w:szCs w:val="24"/>
-        </w:rPr>
-        <w:t>{domicile_worker}</w:t>
+        <w:t>El(la) TRABAJADOR(A) declara que su lugar de domicilio está ubicado en {domicile_worker}</w:t>
       </w:r>
       <w:r>
         <w:rPr>
@@ -1232,39 +1191,7 @@
           <w:sz w:val="24"/>
           <w:szCs w:val="24"/>
         </w:rPr>
-        <w:t xml:space="preserve"> en la ciudad de </w:t>
-      </w:r>
-      <w:r>
-        <w:rPr>
-          <w:rFonts w:ascii="Century Gothic" w:eastAsia="Century Gothic" w:hAnsi="Century Gothic" w:cs="Century Gothic"/>
-          <w:sz w:val="24"/>
-          <w:szCs w:val="24"/>
-        </w:rPr>
-        <w:t>{city_name_worker}</w:t>
-      </w:r>
-      <w:r>
-        <w:rPr>
-          <w:rFonts w:ascii="Century Gothic" w:eastAsia="Century Gothic" w:hAnsi="Century Gothic" w:cs="Century Gothic"/>
-          <w:sz w:val="24"/>
-          <w:szCs w:val="24"/>
-        </w:rPr>
-        <w:t xml:space="preserve">, provincia de </w:t>
-      </w:r>
-      <w:r>
-        <w:rPr>
-          <w:rFonts w:ascii="Century Gothic" w:eastAsia="Century Gothic" w:hAnsi="Century Gothic" w:cs="Century Gothic"/>
-          <w:sz w:val="24"/>
-          <w:szCs w:val="24"/>
-        </w:rPr>
-        <w:t>{province_name_worker}</w:t>
-      </w:r>
-      <w:r>
-        <w:rPr>
-          <w:rFonts w:ascii="Century Gothic" w:eastAsia="Century Gothic" w:hAnsi="Century Gothic" w:cs="Century Gothic"/>
-          <w:sz w:val="24"/>
-          <w:szCs w:val="24"/>
-        </w:rPr>
-        <w:t>.</w:t>
+        <w:t xml:space="preserve"> en la ciudad de {city_name_worker}, provincia de {province_name_worker}.</w:t>
       </w:r>
     </w:p>
     <w:p>
@@ -1956,24 +1883,58 @@
           <w:sz w:val="24"/>
           <w:szCs w:val="24"/>
         </w:rPr>
-        <w:t xml:space="preserve">, contados a partir de la fecha de su suscripción. Durante dicho período probatorio, cualquiera de las partes </w:t>
-      </w:r>
-      <w:r>
-        <w:rPr>
-          <w:rFonts w:ascii="Century Gothic" w:eastAsia="Century Gothic" w:hAnsi="Century Gothic" w:cs="Century Gothic"/>
-          <w:sz w:val="24"/>
-          <w:szCs w:val="24"/>
-        </w:rPr>
-        <w:t>podrá</w:t>
-      </w:r>
-      <w:r>
-        <w:rPr>
-          <w:rFonts w:ascii="Century Gothic" w:eastAsia="Century Gothic" w:hAnsi="Century Gothic" w:cs="Century Gothic"/>
-          <w:color w:val="000000"/>
-          <w:sz w:val="24"/>
-          <w:szCs w:val="24"/>
-        </w:rPr>
-        <w:t xml:space="preserve"> dar por terminado libremente el presente contrato; cumplido o vencido el mismo, el presente contrato ser</w:t>
+        <w:t>, contados a partir de la fecha de su suscripción. Durante dicho período probatorio</w:t>
+      </w:r>
+      <w:r>
+        <w:rPr>
+          <w:rFonts w:ascii="Century Gothic" w:eastAsia="Century Gothic" w:hAnsi="Century Gothic" w:cs="Century Gothic"/>
+          <w:sz w:val="24"/>
+          <w:szCs w:val="24"/>
+        </w:rPr>
+        <w:t xml:space="preserve"> </w:t>
+      </w:r>
+      <w:r>
+        <w:rPr>
+          <w:rFonts w:ascii="Century Gothic" w:eastAsia="Century Gothic" w:hAnsi="Century Gothic" w:cs="Century Gothic"/>
+          <w:color w:val="000000"/>
+          <w:sz w:val="24"/>
+          <w:szCs w:val="24"/>
+        </w:rPr>
+        <w:t xml:space="preserve">cualquiera de las partes </w:t>
+      </w:r>
+      <w:r>
+        <w:rPr>
+          <w:rFonts w:ascii="Century Gothic" w:eastAsia="Century Gothic" w:hAnsi="Century Gothic" w:cs="Century Gothic"/>
+          <w:sz w:val="24"/>
+          <w:szCs w:val="24"/>
+        </w:rPr>
+        <w:t xml:space="preserve">podrá, libremente, </w:t>
+      </w:r>
+      <w:r>
+        <w:rPr>
+          <w:rFonts w:ascii="Century Gothic" w:eastAsia="Century Gothic" w:hAnsi="Century Gothic" w:cs="Century Gothic"/>
+          <w:color w:val="000000"/>
+          <w:sz w:val="24"/>
+          <w:szCs w:val="24"/>
+        </w:rPr>
+        <w:t>darlo por terminado; cumplido o vencido el mismo, e</w:t>
+      </w:r>
+      <w:r>
+        <w:rPr>
+          <w:rFonts w:ascii="Century Gothic" w:eastAsia="Century Gothic" w:hAnsi="Century Gothic" w:cs="Century Gothic"/>
+          <w:sz w:val="24"/>
+          <w:szCs w:val="24"/>
+        </w:rPr>
+        <w:t xml:space="preserve">ste </w:t>
+      </w:r>
+      <w:r>
+        <w:rPr>
+          <w:rFonts w:ascii="Century Gothic" w:eastAsia="Century Gothic" w:hAnsi="Century Gothic" w:cs="Century Gothic"/>
+          <w:color w:val="000000"/>
+          <w:sz w:val="24"/>
+          <w:szCs w:val="24"/>
+        </w:rPr>
+        <w:t>contrato ser</w:t>
       </w:r>
       <w:r>
         <w:rPr>
@@ -2101,7 +2062,7 @@
       <w:pPr>
         <w:numPr>
           <w:ilvl w:val="0"/>
-          <w:numId w:val="2"/>
+          <w:numId w:val="1"/>
         </w:numPr>
         <w:pBdr>
           <w:top w:val="nil"/>
@@ -2153,7 +2114,7 @@
       <w:pPr>
         <w:numPr>
           <w:ilvl w:val="0"/>
-          <w:numId w:val="2"/>
+          <w:numId w:val="1"/>
         </w:numPr>
         <w:pBdr>
           <w:top w:val="nil"/>
@@ -2204,7 +2165,7 @@
       <w:pPr>
         <w:numPr>
           <w:ilvl w:val="0"/>
-          <w:numId w:val="2"/>
+          <w:numId w:val="1"/>
         </w:numPr>
         <w:pBdr>
           <w:top w:val="nil"/>
@@ -2255,7 +2216,7 @@
       <w:pPr>
         <w:numPr>
           <w:ilvl w:val="0"/>
-          <w:numId w:val="2"/>
+          <w:numId w:val="1"/>
         </w:numPr>
         <w:pBdr>
           <w:top w:val="nil"/>
@@ -4435,15 +4396,15 @@
           <w:sz w:val="24"/>
           <w:szCs w:val="24"/>
         </w:rPr>
-        <w:t xml:space="preserve">, provincia del </w:t>
-      </w:r>
-      <w:r>
-        <w:rPr>
-          <w:rFonts w:ascii="Century Gothic" w:eastAsia="Century Gothic" w:hAnsi="Century Gothic" w:cs="Century Gothic"/>
-          <w:sz w:val="24"/>
-          <w:szCs w:val="24"/>
-        </w:rPr>
-        <w:t>Pichincha</w:t>
+        <w:t>, provincia de</w:t>
+      </w:r>
+      <w:r>
+        <w:rPr>
+          <w:rFonts w:ascii="Century Gothic" w:eastAsia="Century Gothic" w:hAnsi="Century Gothic" w:cs="Century Gothic"/>
+          <w:sz w:val="24"/>
+          <w:szCs w:val="24"/>
+        </w:rPr>
+        <w:t xml:space="preserve"> Pichincha</w:t>
       </w:r>
       <w:r>
         <w:rPr>
@@ -4617,6 +4578,9 @@
           <w:right w:val="nil"/>
           <w:between w:val="nil"/>
         </w:pBdr>
+        <w:tabs>
+          <w:tab w:val="left" w:pos="4111"/>
+        </w:tabs>
         <w:spacing w:after="0" w:line="240" w:lineRule="auto"/>
         <w:jc w:val="both"/>
         <w:rPr>
@@ -4627,7 +4591,6 @@
           <w:sz w:val="24"/>
           <w:szCs w:val="24"/>
           <w:highlight w:val="yellow"/>
-          <w:lang w:val="en-US"/>
         </w:rPr>
       </w:pPr>
       <w:bookmarkStart w:id="1" w:name="_heading=h.by3yf4r4i41x" w:colFirst="0" w:colLast="0"/>
@@ -4639,77 +4602,43 @@
           <w:bCs/>
           <w:sz w:val="24"/>
           <w:szCs w:val="24"/>
-          <w:lang w:val="en-US"/>
-        </w:rPr>
-        <w:t>HUGO GERMAN LOPEZ GOMEZ</w:t>
-      </w:r>
-      <w:r>
-        <w:rPr>
-          <w:rFonts w:ascii="Century Gothic" w:eastAsia="Century Gothic" w:hAnsi="Century Gothic" w:cs="Century Gothic"/>
-          <w:b/>
-          <w:bCs/>
-          <w:color w:val="000000"/>
-          <w:sz w:val="24"/>
-          <w:szCs w:val="24"/>
-          <w:lang w:val="en-US"/>
-        </w:rPr>
-        <w:t xml:space="preserve"> </w:t>
-      </w:r>
-      <w:r>
-        <w:rPr>
-          <w:rFonts w:ascii="Century Gothic" w:eastAsia="Century Gothic" w:hAnsi="Century Gothic" w:cs="Century Gothic"/>
-          <w:b/>
-          <w:bCs/>
-          <w:sz w:val="24"/>
-          <w:szCs w:val="24"/>
-          <w:lang w:val="en-US"/>
-        </w:rPr>
-        <w:t xml:space="preserve">      </w:t>
-      </w:r>
-      <w:r>
-        <w:rPr>
-          <w:rFonts w:ascii="Century Gothic" w:eastAsia="Century Gothic" w:hAnsi="Century Gothic" w:cs="Century Gothic"/>
-          <w:b/>
-          <w:bCs/>
-          <w:sz w:val="24"/>
-          <w:szCs w:val="24"/>
-          <w:lang w:val="en-US"/>
+        </w:rPr>
+        <w:t>HUGO LOPEZ GOMEZ</w:t>
+      </w:r>
+      <w:r>
+        <w:rPr>
+          <w:rFonts w:ascii="Century Gothic" w:eastAsia="Century Gothic" w:hAnsi="Century Gothic" w:cs="Century Gothic"/>
+          <w:b/>
+          <w:bCs/>
+          <w:color w:val="000000"/>
+          <w:sz w:val="24"/>
+          <w:szCs w:val="24"/>
         </w:rPr>
         <w:tab/>
-        <w:t xml:space="preserve">     </w:t>
-      </w:r>
-      <w:r>
-        <w:rPr>
-          <w:rFonts w:ascii="Century Gothic" w:eastAsia="Century Gothic" w:hAnsi="Century Gothic" w:cs="Century Gothic"/>
-          <w:b/>
-          <w:bCs/>
-          <w:sz w:val="24"/>
-          <w:szCs w:val="24"/>
-          <w:lang w:val="en-US"/>
-        </w:rPr>
-        <w:t>{n</w:t>
-      </w:r>
-      <w:r>
-        <w:rPr>
-          <w:rFonts w:ascii="Century Gothic" w:eastAsia="Century Gothic" w:hAnsi="Century Gothic" w:cs="Century Gothic"/>
-          <w:b/>
-          <w:bCs/>
-          <w:sz w:val="24"/>
-          <w:szCs w:val="24"/>
-          <w:lang w:val="en-US"/>
-        </w:rPr>
-        <w:t>ame_worker}</w:t>
-      </w:r>
-    </w:p>
-    <w:p>
-      <w:pPr>
-        <w:pBdr>
-          <w:top w:val="nil"/>
-          <w:left w:val="nil"/>
-          <w:bottom w:val="nil"/>
-          <w:right w:val="nil"/>
-          <w:between w:val="nil"/>
-        </w:pBdr>
+      </w:r>
+      <w:r>
+        <w:rPr>
+          <w:rFonts w:ascii="Century Gothic" w:eastAsia="Century Gothic" w:hAnsi="Century Gothic" w:cs="Century Gothic"/>
+          <w:b/>
+          <w:bCs/>
+          <w:sz w:val="24"/>
+          <w:szCs w:val="24"/>
+        </w:rPr>
+        <w:t>{name_worker}</w:t>
+      </w:r>
+    </w:p>
+    <w:p>
+      <w:pPr>
+        <w:pBdr>
+          <w:top w:val="nil"/>
+          <w:left w:val="nil"/>
+          <w:bottom w:val="nil"/>
+          <w:right w:val="nil"/>
+          <w:between w:val="nil"/>
+        </w:pBdr>
+        <w:tabs>
+          <w:tab w:val="left" w:pos="4111"/>
+        </w:tabs>
         <w:spacing w:after="0" w:line="240" w:lineRule="auto"/>
         <w:jc w:val="both"/>
         <w:rPr>
@@ -4743,18 +4672,63 @@
           <w:sz w:val="24"/>
           <w:szCs w:val="24"/>
         </w:rPr>
-        <w:t xml:space="preserve"> </w:t>
-      </w:r>
-      <w:r>
-        <w:rPr>
-          <w:rFonts w:ascii="Century Gothic" w:eastAsia="Century Gothic" w:hAnsi="Century Gothic" w:cs="Century Gothic"/>
-          <w:b/>
-          <w:bCs/>
-          <w:color w:val="000000"/>
-          <w:sz w:val="24"/>
-          <w:szCs w:val="24"/>
-        </w:rPr>
         <w:tab/>
+        <w:t xml:space="preserve">C.C. No. </w:t>
+      </w:r>
+      <w:r>
+        <w:rPr>
+          <w:rFonts w:ascii="Century Gothic" w:eastAsia="Century Gothic" w:hAnsi="Century Gothic" w:cs="Century Gothic"/>
+          <w:b/>
+          <w:bCs/>
+          <w:sz w:val="24"/>
+          <w:szCs w:val="24"/>
+        </w:rPr>
+        <w:t>{id_worker}</w:t>
+      </w:r>
+    </w:p>
+    <w:p>
+      <w:pPr>
+        <w:pBdr>
+          <w:top w:val="nil"/>
+          <w:left w:val="nil"/>
+          <w:bottom w:val="nil"/>
+          <w:right w:val="nil"/>
+          <w:between w:val="nil"/>
+        </w:pBdr>
+        <w:tabs>
+          <w:tab w:val="left" w:pos="4111"/>
+        </w:tabs>
+        <w:spacing w:after="0" w:line="240" w:lineRule="auto"/>
+        <w:jc w:val="both"/>
+        <w:rPr>
+          <w:rFonts w:ascii="Century Gothic" w:eastAsia="Century Gothic" w:hAnsi="Century Gothic" w:cs="Century Gothic"/>
+          <w:b/>
+          <w:bCs/>
+          <w:color w:val="000000"/>
+          <w:sz w:val="24"/>
+          <w:szCs w:val="24"/>
+        </w:rPr>
+      </w:pPr>
+      <w:r>
+        <w:rPr>
+          <w:rFonts w:ascii="Century Gothic" w:eastAsia="Century Gothic" w:hAnsi="Century Gothic" w:cs="Century Gothic"/>
+          <w:b/>
+          <w:bCs/>
+          <w:sz w:val="24"/>
+          <w:szCs w:val="24"/>
+        </w:rPr>
+        <w:t>ENGLISH-ON-ACADEMY</w:t>
+      </w:r>
+      <w:r>
+        <w:rPr>
+          <w:rFonts w:ascii="Century Gothic" w:eastAsia="Century Gothic" w:hAnsi="Century Gothic" w:cs="Century Gothic"/>
+          <w:b/>
+          <w:bCs/>
+          <w:color w:val="000000"/>
+          <w:sz w:val="24"/>
+          <w:szCs w:val="24"/>
+        </w:rPr>
+        <w:t xml:space="preserve"> S.A.S.</w:t>
       </w:r>
       <w:r>
         <w:rPr>
@@ -4766,141 +4740,6 @@
           <w:szCs w:val="24"/>
         </w:rPr>
         <w:tab/>
-      </w:r>
-      <w:r>
-        <w:rPr>
-          <w:rFonts w:ascii="Century Gothic" w:eastAsia="Century Gothic" w:hAnsi="Century Gothic" w:cs="Century Gothic"/>
-          <w:b/>
-          <w:bCs/>
-          <w:color w:val="000000"/>
-          <w:sz w:val="24"/>
-          <w:szCs w:val="24"/>
-        </w:rPr>
-        <w:tab/>
-        <w:t xml:space="preserve">   </w:t>
-      </w:r>
-      <w:r>
-        <w:rPr>
-          <w:rFonts w:ascii="Century Gothic" w:eastAsia="Century Gothic" w:hAnsi="Century Gothic" w:cs="Century Gothic"/>
-          <w:b/>
-          <w:bCs/>
-          <w:sz w:val="24"/>
-          <w:szCs w:val="24"/>
-        </w:rPr>
-        <w:tab/>
-        <w:t xml:space="preserve">   </w:t>
-      </w:r>
-      <w:r>
-        <w:rPr>
-          <w:rFonts w:ascii="Century Gothic" w:eastAsia="Century Gothic" w:hAnsi="Century Gothic" w:cs="Century Gothic"/>
-          <w:b/>
-          <w:bCs/>
-          <w:color w:val="000000"/>
-          <w:sz w:val="24"/>
-          <w:szCs w:val="24"/>
-        </w:rPr>
-        <w:t xml:space="preserve"> </w:t>
-      </w:r>
-      <w:r>
-        <w:rPr>
-          <w:rFonts w:ascii="Century Gothic" w:eastAsia="Century Gothic" w:hAnsi="Century Gothic" w:cs="Century Gothic"/>
-          <w:b/>
-          <w:bCs/>
-          <w:color w:val="000000"/>
-          <w:sz w:val="24"/>
-          <w:szCs w:val="24"/>
-        </w:rPr>
-        <w:tab/>
-        <w:t xml:space="preserve">     C.C. No. </w:t>
-      </w:r>
-      <w:r>
-        <w:rPr>
-          <w:rFonts w:ascii="Century Gothic" w:eastAsia="Century Gothic" w:hAnsi="Century Gothic" w:cs="Century Gothic"/>
-          <w:b/>
-          <w:bCs/>
-          <w:sz w:val="24"/>
-          <w:szCs w:val="24"/>
-        </w:rPr>
-        <w:t>{id_worker}</w:t>
-      </w:r>
-    </w:p>
-    <w:p>
-      <w:pPr>
-        <w:pBdr>
-          <w:top w:val="nil"/>
-          <w:left w:val="nil"/>
-          <w:bottom w:val="nil"/>
-          <w:right w:val="nil"/>
-          <w:between w:val="nil"/>
-        </w:pBdr>
-        <w:spacing w:after="0" w:line="240" w:lineRule="auto"/>
-        <w:jc w:val="both"/>
-        <w:rPr>
-          <w:rFonts w:ascii="Century Gothic" w:eastAsia="Century Gothic" w:hAnsi="Century Gothic" w:cs="Century Gothic"/>
-          <w:b/>
-          <w:bCs/>
-          <w:color w:val="000000"/>
-          <w:sz w:val="24"/>
-          <w:szCs w:val="24"/>
-        </w:rPr>
-      </w:pPr>
-      <w:r>
-        <w:rPr>
-          <w:rFonts w:ascii="Century Gothic" w:eastAsia="Century Gothic" w:hAnsi="Century Gothic" w:cs="Century Gothic"/>
-          <w:b/>
-          <w:bCs/>
-          <w:sz w:val="24"/>
-          <w:szCs w:val="24"/>
-          <w:lang w:val="en-US"/>
-        </w:rPr>
-        <w:t>ENGLISH-ON-ACADEMY</w:t>
-      </w:r>
-      <w:r>
-        <w:rPr>
-          <w:rFonts w:ascii="Century Gothic" w:eastAsia="Century Gothic" w:hAnsi="Century Gothic" w:cs="Century Gothic"/>
-          <w:b/>
-          <w:bCs/>
-          <w:color w:val="000000"/>
-          <w:sz w:val="24"/>
-          <w:szCs w:val="24"/>
-          <w:lang w:val="en-US"/>
-        </w:rPr>
-        <w:t xml:space="preserve"> S.A.S. </w:t>
-      </w:r>
-      <w:r>
-        <w:rPr>
-          <w:rFonts w:ascii="Century Gothic" w:eastAsia="Century Gothic" w:hAnsi="Century Gothic" w:cs="Century Gothic"/>
-          <w:b/>
-          <w:bCs/>
-          <w:color w:val="000000"/>
-          <w:sz w:val="24"/>
-          <w:szCs w:val="24"/>
-          <w:lang w:val="en-US"/>
-        </w:rPr>
-        <w:tab/>
-      </w:r>
-      <w:r>
-        <w:rPr>
-          <w:rFonts w:ascii="Century Gothic" w:eastAsia="Century Gothic" w:hAnsi="Century Gothic" w:cs="Century Gothic"/>
-          <w:b/>
-          <w:bCs/>
-          <w:color w:val="000000"/>
-          <w:sz w:val="24"/>
-          <w:szCs w:val="24"/>
-          <w:lang w:val="en-US"/>
-        </w:rPr>
-        <w:tab/>
-        <w:t xml:space="preserve">     </w:t>
-      </w:r>
-      <w:r>
-        <w:rPr>
-          <w:rFonts w:ascii="Century Gothic" w:eastAsia="Century Gothic" w:hAnsi="Century Gothic" w:cs="Century Gothic"/>
-          <w:b/>
-          <w:bCs/>
-          <w:color w:val="000000"/>
-          <w:sz w:val="24"/>
-          <w:szCs w:val="24"/>
-        </w:rPr>
         <w:t>TRABAJADOR(A)</w:t>
       </w:r>
     </w:p>
@@ -5242,7 +5081,6 @@
         <w:sz w:val="28"/>
         <w:szCs w:val="28"/>
         <w:highlight w:val="red"/>
-        <w:lang w:val="en-US"/>
       </w:rPr>
     </w:pPr>
     <w:r>
@@ -5253,7 +5091,6 @@
         <w:sz w:val="28"/>
         <w:szCs w:val="28"/>
         <w:shd w:val="clear" w:color="auto" w:fill="1C4587"/>
-        <w:lang w:val="en-US"/>
       </w:rPr>
       <w:t xml:space="preserve">ENGLISH-ON-ACADEMY </w:t>
     </w:r>
@@ -5265,7 +5102,6 @@
         <w:sz w:val="28"/>
         <w:szCs w:val="28"/>
         <w:highlight w:val="red"/>
-        <w:lang w:val="en-US"/>
       </w:rPr>
       <w:t>S.A.S.</w:t>
     </w:r>
@@ -5286,7 +5122,6 @@
       <w:spacing w:after="0" w:line="240" w:lineRule="auto"/>
       <w:rPr>
         <w:color w:val="000000"/>
-        <w:lang w:val="en-US"/>
       </w:rPr>
     </w:pPr>
   </w:p>
@@ -5296,9 +5131,9 @@
 <file path=word/numbering.xml><?xml version="1.0" encoding="utf-8"?>
 <w:numbering xmlns:wpc="http://schemas.microsoft.com/office/word/2010/wordprocessingCanvas" xmlns:cx="http://schemas.microsoft.com/office/drawing/2014/chartex" xmlns:cx1="http://schemas.microsoft.com/office/drawing/2015/9/8/chartex" xmlns:cx2="http://schemas.microsoft.com/office/drawing/2015/10/21/chartex" xmlns:cx3="http://schemas.microsoft.com/office/drawing/2016/5/9/chartex" xmlns:cx4="http://schemas.microsoft.com/office/drawing/2016/5/10/chartex" xmlns:cx5="http://schemas.microsoft.com/office/drawing/2016/5/11/chartex" xmlns:cx6="http://schemas.microsoft.com/office/drawing/2016/5/12/chartex" xmlns:cx7="http://schemas.microsoft.com/office/drawing/2016/5/13/chartex" xmlns:cx8="http://schemas.microsoft.com/office/drawing/2016/5/14/chartex" xmlns:mc="http://schemas.openxmlformats.org/markup-compatibility/2006" xmlns:aink="http://schemas.microsoft.com/office/drawing/2016/ink" xmlns:am3d="http://schemas.microsoft.com/office/drawing/2017/model3d" xmlns:o="urn:schemas-microsoft-com:office:office" xmlns:oel="http://schemas.microsoft.com/office/2019/extlst" xmlns:r="http://schemas.openxmlformats.org/officeDocument/2006/relationships" xmlns:m="http://schemas.openxmlformats.org/officeDocument/2006/math" xmlns:v="urn:schemas-microsoft-com:vml" xmlns:wp14="http://schemas.microsoft.com/office/word/2010/wordprocessingDrawing" xmlns:wp="http://schemas.openxmlformats.org/drawingml/2006/wordprocessingDrawing" xmlns:w10="urn:schemas-microsoft-com:office:word" xmlns:w="http://schemas.openxmlformats.org/wordprocessingml/2006/main" xmlns:w14="http://schemas.microsoft.com/office/word/2010/wordml" xmlns:w15="http://schemas.microsoft.com/office/word/2012/wordml" xmlns:w16cex="http://schemas.microsoft.com/office/word/2018/wordml/cex" xmlns:w16cid="http://schemas.microsoft.com/office/word/2016/wordml/cid" xmlns:w16="http://schemas.microsoft.com/office/word/2018/wordml" xmlns:w16du="http://schemas.microsoft.com/office/word/2023/wordml/word16du" xmlns:w16sdtdh="http://schemas.microsoft.com/office/word/2020/wordml/sdtdatahash" xmlns:w16sdtfl="http://schemas.microsoft.com/office/word/2024/wordml/sdtformatlock" xmlns:w16se="http://schemas.microsoft.com/office/word/2015/wordml/symex" xmlns:wpg="http://schemas.microsoft.com/office/word/2010/wordprocessingGroup" xmlns:wpi="http://schemas.microsoft.com/office/word/2010/wordprocessingInk" xmlns:wne="http://schemas.microsoft.com/office/word/2006/wordml" xmlns:wps="http://schemas.microsoft.com/office/word/2010/wordprocessingShape" mc:Ignorable="w14 w15 w16se w16cid w16 w16cex w16sdtdh w16sdtfl w16du wp14">
   <w:abstractNum w:abstractNumId="0" w15:restartNumberingAfterBreak="0">
-    <w:nsid w:val="13414EDA"/>
+    <w:nsid w:val="0203564B"/>
     <w:multiLevelType w:val="multilevel"/>
-    <w:tmpl w:val="91E0BBFE"/>
+    <w:tmpl w:val="B35C6AEC"/>
     <w:lvl w:ilvl="0">
       <w:start w:val="1"/>
       <w:numFmt w:val="lowerLetter"/>
@@ -5385,96 +5220,7 @@
       </w:pPr>
     </w:lvl>
   </w:abstractNum>
-  <w:abstractNum w:abstractNumId="1" w15:restartNumberingAfterBreak="0">
-    <w:nsid w:val="2C9F1BFB"/>
-    <w:multiLevelType w:val="multilevel"/>
-    <w:tmpl w:val="7550D768"/>
-    <w:lvl w:ilvl="0">
-      <w:start w:val="1"/>
-      <w:numFmt w:val="decimal"/>
-      <w:lvlText w:val="%1."/>
-      <w:lvlJc w:val="left"/>
-      <w:pPr>
-        <w:ind w:left="720" w:hanging="360"/>
-      </w:pPr>
-    </w:lvl>
-    <w:lvl w:ilvl="1">
-      <w:start w:val="1"/>
-      <w:numFmt w:val="decimal"/>
-      <w:lvlText w:val="%2."/>
-      <w:lvlJc w:val="left"/>
-      <w:pPr>
-        <w:ind w:left="1440" w:hanging="360"/>
-      </w:pPr>
-    </w:lvl>
-    <w:lvl w:ilvl="2">
-      <w:start w:val="1"/>
-      <w:numFmt w:val="decimal"/>
-      <w:lvlText w:val="%3."/>
-      <w:lvlJc w:val="left"/>
-      <w:pPr>
-        <w:ind w:left="2160" w:hanging="360"/>
-      </w:pPr>
-    </w:lvl>
-    <w:lvl w:ilvl="3">
-      <w:start w:val="1"/>
-      <w:numFmt w:val="decimal"/>
-      <w:lvlText w:val="%4."/>
-      <w:lvlJc w:val="left"/>
-      <w:pPr>
-        <w:ind w:left="2880" w:hanging="360"/>
-      </w:pPr>
-    </w:lvl>
-    <w:lvl w:ilvl="4">
-      <w:start w:val="1"/>
-      <w:numFmt w:val="decimal"/>
-      <w:lvlText w:val="%5."/>
-      <w:lvlJc w:val="left"/>
-      <w:pPr>
-        <w:ind w:left="3600" w:hanging="360"/>
-      </w:pPr>
-    </w:lvl>
-    <w:lvl w:ilvl="5">
-      <w:start w:val="1"/>
-      <w:numFmt w:val="decimal"/>
-      <w:lvlText w:val="%6."/>
-      <w:lvlJc w:val="left"/>
-      <w:pPr>
-        <w:ind w:left="4320" w:hanging="360"/>
-      </w:pPr>
-    </w:lvl>
-    <w:lvl w:ilvl="6">
-      <w:start w:val="1"/>
-      <w:numFmt w:val="decimal"/>
-      <w:lvlText w:val="%7."/>
-      <w:lvlJc w:val="left"/>
-      <w:pPr>
-        <w:ind w:left="5040" w:hanging="360"/>
-      </w:pPr>
-    </w:lvl>
-    <w:lvl w:ilvl="7">
-      <w:start w:val="1"/>
-      <w:numFmt w:val="decimal"/>
-      <w:lvlText w:val="%8."/>
-      <w:lvlJc w:val="left"/>
-      <w:pPr>
-        <w:ind w:left="5760" w:hanging="360"/>
-      </w:pPr>
-    </w:lvl>
-    <w:lvl w:ilvl="8">
-      <w:start w:val="1"/>
-      <w:numFmt w:val="decimal"/>
-      <w:lvlText w:val="%9."/>
-      <w:lvlJc w:val="left"/>
-      <w:pPr>
-        <w:ind w:left="6480" w:hanging="360"/>
-      </w:pPr>
-    </w:lvl>
-  </w:abstractNum>
-  <w:num w:numId="1" w16cid:durableId="817958378">
-    <w:abstractNumId w:val="1"/>
-  </w:num>
-  <w:num w:numId="2" w16cid:durableId="419640270">
+  <w:num w:numId="1" w16cid:durableId="1007102171">
     <w:abstractNumId w:val="0"/>
   </w:num>
 </w:numbering>
@@ -6149,6 +5895,17 @@
     <w:name w:val="TableNormal"/>
     <w:tblPr>
       <w:tblCellMar>
+        <w:top w:w="100" w:type="dxa"/>
+        <w:left w:w="100" w:type="dxa"/>
+        <w:bottom w:w="100" w:type="dxa"/>
+        <w:right w:w="100" w:type="dxa"/>
+      </w:tblCellMar>
+    </w:tblPr>
+  </w:style>
+  <w:style w:type="table" w:customStyle="1" w:styleId="TableNormala">
+    <w:name w:val="TableNormal"/>
+    <w:tblPr>
+      <w:tblCellMar>
         <w:top w:w="0" w:type="dxa"/>
         <w:left w:w="0" w:type="dxa"/>
         <w:bottom w:w="0" w:type="dxa"/>
@@ -6501,7 +6258,7 @@
 
 <file path=customXml/item1.xml><?xml version="1.0" encoding="utf-8"?>
 <go:gDocsCustomXmlDataStorage xmlns:go="http://customooxmlschemas.google.com/" xmlns:r="http://schemas.openxmlformats.org/officeDocument/2006/relationships" uri="GoogleDocsCustomDataVersion2">
-  <go:docsCustomData xmlns:go="http://customooxmlschemas.google.com/" roundtripDataSignature="AMtx7mjNafJzc5sCCRzF4l/bKden2DpZDQ==">CgMxLjAyDmguOTZ5M21weGFjaWQ2Mg5oLmJ5M3lmNHI0aTQxeDIOaC5mMjk4MWU4d2g0bWk4AHIhMVkxM2xHLTdENVVjcU1pRFpSQkctRExLR0RIZF8wdjVQ</go:docsCustomData>
+  <go:docsCustomData xmlns:go="http://customooxmlschemas.google.com/" roundtripDataSignature="AMtx7mgopzGu+Bj67RC5eaSCxngyzniitQ==">CgMxLjAyDmguOTZ5M21weGFjaWQ2Mg5oLmJ5M3lmNHI0aTQxeDIOaC5mMjk4MWU4d2g0bWk4AHIhMVJTOG5PSmNJcUwyT29vX2U3VmRXT0UtOGpiTUxqLXdP</go:docsCustomData>
 </go:gDocsCustomXmlDataStorage>
 </file>
 

--- a/templates/Quito_Contrato.docx
+++ b/templates/Quito_Contrato.docx
@@ -129,7 +129,29 @@
           <w:sz w:val="24"/>
           <w:szCs w:val="24"/>
         </w:rPr>
-        <w:t xml:space="preserve">{day_number_text} </w:t>
+        <w:t>{</w:t>
+      </w:r>
+      <w:proofErr w:type="spellStart"/>
+      <w:r>
+        <w:rPr>
+          <w:rFonts w:ascii="Century Gothic" w:eastAsia="Century Gothic" w:hAnsi="Century Gothic" w:cs="Century Gothic"/>
+          <w:b/>
+          <w:bCs/>
+          <w:sz w:val="24"/>
+          <w:szCs w:val="24"/>
+        </w:rPr>
+        <w:t>day_number_text</w:t>
+      </w:r>
+      <w:proofErr w:type="spellEnd"/>
+      <w:r>
+        <w:rPr>
+          <w:rFonts w:ascii="Century Gothic" w:eastAsia="Century Gothic" w:hAnsi="Century Gothic" w:cs="Century Gothic"/>
+          <w:b/>
+          <w:bCs/>
+          <w:sz w:val="24"/>
+          <w:szCs w:val="24"/>
+        </w:rPr>
+        <w:t xml:space="preserve">} </w:t>
       </w:r>
       <w:r>
         <w:rPr>
@@ -150,18 +172,64 @@
           <w:sz w:val="24"/>
           <w:szCs w:val="24"/>
         </w:rPr>
-        <w:t xml:space="preserve">{month_text} </w:t>
-      </w:r>
-      <w:r>
-        <w:rPr>
-          <w:rFonts w:ascii="Century Gothic" w:eastAsia="Century Gothic" w:hAnsi="Century Gothic" w:cs="Century Gothic"/>
-          <w:b/>
-          <w:bCs/>
-          <w:color w:val="000000"/>
-          <w:sz w:val="24"/>
-          <w:szCs w:val="24"/>
-        </w:rPr>
-        <w:t>del {year_text}</w:t>
+        <w:t>{</w:t>
+      </w:r>
+      <w:proofErr w:type="spellStart"/>
+      <w:r>
+        <w:rPr>
+          <w:rFonts w:ascii="Century Gothic" w:eastAsia="Century Gothic" w:hAnsi="Century Gothic" w:cs="Century Gothic"/>
+          <w:b/>
+          <w:bCs/>
+          <w:sz w:val="24"/>
+          <w:szCs w:val="24"/>
+        </w:rPr>
+        <w:t>month_text</w:t>
+      </w:r>
+      <w:proofErr w:type="spellEnd"/>
+      <w:r>
+        <w:rPr>
+          <w:rFonts w:ascii="Century Gothic" w:eastAsia="Century Gothic" w:hAnsi="Century Gothic" w:cs="Century Gothic"/>
+          <w:b/>
+          <w:bCs/>
+          <w:sz w:val="24"/>
+          <w:szCs w:val="24"/>
+        </w:rPr>
+        <w:t xml:space="preserve">} </w:t>
+      </w:r>
+      <w:r>
+        <w:rPr>
+          <w:rFonts w:ascii="Century Gothic" w:eastAsia="Century Gothic" w:hAnsi="Century Gothic" w:cs="Century Gothic"/>
+          <w:b/>
+          <w:bCs/>
+          <w:color w:val="000000"/>
+          <w:sz w:val="24"/>
+          <w:szCs w:val="24"/>
+        </w:rPr>
+        <w:t>del {</w:t>
+      </w:r>
+      <w:proofErr w:type="spellStart"/>
+      <w:r>
+        <w:rPr>
+          <w:rFonts w:ascii="Century Gothic" w:eastAsia="Century Gothic" w:hAnsi="Century Gothic" w:cs="Century Gothic"/>
+          <w:b/>
+          <w:bCs/>
+          <w:color w:val="000000"/>
+          <w:sz w:val="24"/>
+          <w:szCs w:val="24"/>
+        </w:rPr>
+        <w:t>year_text</w:t>
+      </w:r>
+      <w:proofErr w:type="spellEnd"/>
+      <w:r>
+        <w:rPr>
+          <w:rFonts w:ascii="Century Gothic" w:eastAsia="Century Gothic" w:hAnsi="Century Gothic" w:cs="Century Gothic"/>
+          <w:b/>
+          <w:bCs/>
+          <w:color w:val="000000"/>
+          <w:sz w:val="24"/>
+          <w:szCs w:val="24"/>
+        </w:rPr>
+        <w:t>}</w:t>
       </w:r>
       <w:r>
         <w:rPr>
@@ -332,15 +400,34 @@
           <w:sz w:val="24"/>
           <w:szCs w:val="24"/>
         </w:rPr>
-        <w:t>”; y, por otra, el(la) señor(a)(i</w:t>
-      </w:r>
-      <w:r>
-        <w:rPr>
-          <w:rFonts w:ascii="Century Gothic" w:eastAsia="Century Gothic" w:hAnsi="Century Gothic" w:cs="Century Gothic"/>
-          <w:sz w:val="24"/>
-          <w:szCs w:val="24"/>
-        </w:rPr>
-        <w:t>ta)</w:t>
+        <w:t>”; y, por otra, el(la) señor(a)(</w:t>
+      </w:r>
+      <w:proofErr w:type="spellStart"/>
+      <w:r>
+        <w:rPr>
+          <w:rFonts w:ascii="Century Gothic" w:eastAsia="Century Gothic" w:hAnsi="Century Gothic" w:cs="Century Gothic"/>
+          <w:color w:val="000000"/>
+          <w:sz w:val="24"/>
+          <w:szCs w:val="24"/>
+        </w:rPr>
+        <w:t>i</w:t>
+      </w:r>
+      <w:r>
+        <w:rPr>
+          <w:rFonts w:ascii="Century Gothic" w:eastAsia="Century Gothic" w:hAnsi="Century Gothic" w:cs="Century Gothic"/>
+          <w:sz w:val="24"/>
+          <w:szCs w:val="24"/>
+        </w:rPr>
+        <w:t>ta</w:t>
+      </w:r>
+      <w:proofErr w:type="spellEnd"/>
+      <w:r>
+        <w:rPr>
+          <w:rFonts w:ascii="Century Gothic" w:eastAsia="Century Gothic" w:hAnsi="Century Gothic" w:cs="Century Gothic"/>
+          <w:sz w:val="24"/>
+          <w:szCs w:val="24"/>
+        </w:rPr>
+        <w:t>)</w:t>
       </w:r>
       <w:r>
         <w:rPr>
@@ -359,7 +446,29 @@
           <w:sz w:val="24"/>
           <w:szCs w:val="24"/>
         </w:rPr>
-        <w:t>{name_worker}</w:t>
+        <w:t>{</w:t>
+      </w:r>
+      <w:proofErr w:type="spellStart"/>
+      <w:r>
+        <w:rPr>
+          <w:rFonts w:ascii="Century Gothic" w:eastAsia="Century Gothic" w:hAnsi="Century Gothic" w:cs="Century Gothic"/>
+          <w:b/>
+          <w:bCs/>
+          <w:sz w:val="24"/>
+          <w:szCs w:val="24"/>
+        </w:rPr>
+        <w:t>name_worker</w:t>
+      </w:r>
+      <w:proofErr w:type="spellEnd"/>
+      <w:r>
+        <w:rPr>
+          <w:rFonts w:ascii="Century Gothic" w:eastAsia="Century Gothic" w:hAnsi="Century Gothic" w:cs="Century Gothic"/>
+          <w:b/>
+          <w:bCs/>
+          <w:sz w:val="24"/>
+          <w:szCs w:val="24"/>
+        </w:rPr>
+        <w:t>}</w:t>
       </w:r>
       <w:r>
         <w:rPr>
@@ -378,16 +487,58 @@
           <w:sz w:val="24"/>
           <w:szCs w:val="24"/>
         </w:rPr>
-        <w:t>{id_worker}</w:t>
-      </w:r>
-      <w:r>
-        <w:rPr>
-          <w:rFonts w:ascii="Century Gothic" w:eastAsia="Century Gothic" w:hAnsi="Century Gothic" w:cs="Century Gothic"/>
-          <w:color w:val="000000"/>
-          <w:sz w:val="24"/>
-          <w:szCs w:val="24"/>
-        </w:rPr>
-        <w:t>, a quien en adelante se podrá denominar como el(la) “</w:t>
+        <w:t>{</w:t>
+      </w:r>
+      <w:proofErr w:type="spellStart"/>
+      <w:r>
+        <w:rPr>
+          <w:rFonts w:ascii="Century Gothic" w:eastAsia="Century Gothic" w:hAnsi="Century Gothic" w:cs="Century Gothic"/>
+          <w:b/>
+          <w:bCs/>
+          <w:sz w:val="24"/>
+          <w:szCs w:val="24"/>
+        </w:rPr>
+        <w:t>id_worker</w:t>
+      </w:r>
+      <w:proofErr w:type="spellEnd"/>
+      <w:r>
+        <w:rPr>
+          <w:rFonts w:ascii="Century Gothic" w:eastAsia="Century Gothic" w:hAnsi="Century Gothic" w:cs="Century Gothic"/>
+          <w:b/>
+          <w:bCs/>
+          <w:sz w:val="24"/>
+          <w:szCs w:val="24"/>
+        </w:rPr>
+        <w:t>}</w:t>
+      </w:r>
+      <w:r>
+        <w:rPr>
+          <w:rFonts w:ascii="Century Gothic" w:eastAsia="Century Gothic" w:hAnsi="Century Gothic" w:cs="Century Gothic"/>
+          <w:color w:val="000000"/>
+          <w:sz w:val="24"/>
+          <w:szCs w:val="24"/>
+        </w:rPr>
+        <w:t xml:space="preserve">, a quien en adelante se podrá denominar como </w:t>
+      </w:r>
+      <w:proofErr w:type="spellStart"/>
+      <w:r>
+        <w:rPr>
+          <w:rFonts w:ascii="Century Gothic" w:eastAsia="Century Gothic" w:hAnsi="Century Gothic" w:cs="Century Gothic"/>
+          <w:color w:val="000000"/>
+          <w:sz w:val="24"/>
+          <w:szCs w:val="24"/>
+        </w:rPr>
+        <w:t>el</w:t>
+      </w:r>
+      <w:proofErr w:type="spellEnd"/>
+      <w:r>
+        <w:rPr>
+          <w:rFonts w:ascii="Century Gothic" w:eastAsia="Century Gothic" w:hAnsi="Century Gothic" w:cs="Century Gothic"/>
+          <w:color w:val="000000"/>
+          <w:sz w:val="24"/>
+          <w:szCs w:val="24"/>
+        </w:rPr>
+        <w:t>(la) “</w:t>
       </w:r>
       <w:r>
         <w:rPr>
@@ -496,7 +647,31 @@
           <w:sz w:val="24"/>
           <w:szCs w:val="24"/>
         </w:rPr>
-        <w:t xml:space="preserve">CLÁUSULA PRIMERA: ANTECEDENTES.- </w:t>
+        <w:t xml:space="preserve">CLÁUSULA PRIMERA: </w:t>
+      </w:r>
+      <w:proofErr w:type="gramStart"/>
+      <w:r>
+        <w:rPr>
+          <w:rFonts w:ascii="Century Gothic" w:eastAsia="Century Gothic" w:hAnsi="Century Gothic" w:cs="Century Gothic"/>
+          <w:b/>
+          <w:bCs/>
+          <w:color w:val="000000"/>
+          <w:sz w:val="24"/>
+          <w:szCs w:val="24"/>
+        </w:rPr>
+        <w:t>ANTECEDENTES.-</w:t>
+      </w:r>
+      <w:proofErr w:type="gramEnd"/>
+      <w:r>
+        <w:rPr>
+          <w:rFonts w:ascii="Century Gothic" w:eastAsia="Century Gothic" w:hAnsi="Century Gothic" w:cs="Century Gothic"/>
+          <w:b/>
+          <w:bCs/>
+          <w:color w:val="000000"/>
+          <w:sz w:val="24"/>
+          <w:szCs w:val="24"/>
+        </w:rPr>
+        <w:t xml:space="preserve"> </w:t>
       </w:r>
       <w:r>
         <w:rPr>
@@ -622,7 +797,27 @@
           <w:sz w:val="24"/>
           <w:szCs w:val="24"/>
         </w:rPr>
-        <w:t>trabajador(a) que cumpla sus funciones de acuerdo a la modalidad y bajo las condiciones señaladas en las cláusulas siguientes.</w:t>
+        <w:t xml:space="preserve">trabajador(a) que cumpla sus funciones </w:t>
+      </w:r>
+      <w:proofErr w:type="gramStart"/>
+      <w:r>
+        <w:rPr>
+          <w:rFonts w:ascii="Century Gothic" w:eastAsia="Century Gothic" w:hAnsi="Century Gothic" w:cs="Century Gothic"/>
+          <w:color w:val="000000"/>
+          <w:sz w:val="24"/>
+          <w:szCs w:val="24"/>
+        </w:rPr>
+        <w:t>de acuerdo a</w:t>
+      </w:r>
+      <w:proofErr w:type="gramEnd"/>
+      <w:r>
+        <w:rPr>
+          <w:rFonts w:ascii="Century Gothic" w:eastAsia="Century Gothic" w:hAnsi="Century Gothic" w:cs="Century Gothic"/>
+          <w:color w:val="000000"/>
+          <w:sz w:val="24"/>
+          <w:szCs w:val="24"/>
+        </w:rPr>
+        <w:t xml:space="preserve"> la modalidad y bajo las condiciones señaladas en las cláusulas siguientes.</w:t>
       </w:r>
     </w:p>
     <w:p>
@@ -778,7 +973,19 @@
           <w:sz w:val="24"/>
           <w:szCs w:val="24"/>
         </w:rPr>
-        <w:t xml:space="preserve"> OBJETO Y LABOR A DESEMPEÑAR</w:t>
+        <w:t xml:space="preserve"> OBJETO Y LABOR A </w:t>
+      </w:r>
+      <w:proofErr w:type="gramStart"/>
+      <w:r>
+        <w:rPr>
+          <w:rFonts w:ascii="Century Gothic" w:eastAsia="Century Gothic" w:hAnsi="Century Gothic" w:cs="Century Gothic"/>
+          <w:b/>
+          <w:bCs/>
+          <w:color w:val="000000"/>
+          <w:sz w:val="24"/>
+          <w:szCs w:val="24"/>
+        </w:rPr>
+        <w:t>DESEMPEÑAR</w:t>
       </w:r>
       <w:r>
         <w:rPr>
@@ -790,6 +997,7 @@
         </w:rPr>
         <w:t>.-</w:t>
       </w:r>
+      <w:proofErr w:type="gramEnd"/>
       <w:r>
         <w:rPr>
           <w:rFonts w:ascii="Century Gothic" w:eastAsia="Century Gothic" w:hAnsi="Century Gothic" w:cs="Century Gothic"/>
@@ -807,7 +1015,29 @@
           <w:sz w:val="24"/>
           <w:szCs w:val="24"/>
         </w:rPr>
-        <w:t>{work_title}</w:t>
+        <w:t>{</w:t>
+      </w:r>
+      <w:proofErr w:type="spellStart"/>
+      <w:r>
+        <w:rPr>
+          <w:rFonts w:ascii="Century Gothic" w:eastAsia="Century Gothic" w:hAnsi="Century Gothic" w:cs="Century Gothic"/>
+          <w:b/>
+          <w:bCs/>
+          <w:sz w:val="24"/>
+          <w:szCs w:val="24"/>
+        </w:rPr>
+        <w:t>work_title</w:t>
+      </w:r>
+      <w:proofErr w:type="spellEnd"/>
+      <w:r>
+        <w:rPr>
+          <w:rFonts w:ascii="Century Gothic" w:eastAsia="Century Gothic" w:hAnsi="Century Gothic" w:cs="Century Gothic"/>
+          <w:b/>
+          <w:bCs/>
+          <w:sz w:val="24"/>
+          <w:szCs w:val="24"/>
+        </w:rPr>
+        <w:t>}</w:t>
       </w:r>
       <w:r>
         <w:rPr>
@@ -884,71 +1114,187 @@
     </w:p>
     <w:p>
       <w:pPr>
+        <w:pStyle w:val="ListParagraph"/>
+        <w:numPr>
+          <w:ilvl w:val="0"/>
+          <w:numId w:val="2"/>
+        </w:numPr>
         <w:shd w:val="clear" w:color="auto" w:fill="FFFFFF"/>
         <w:spacing w:line="240" w:lineRule="auto"/>
         <w:rPr>
           <w:rFonts w:ascii="Century Gothic" w:eastAsia="Century Gothic" w:hAnsi="Century Gothic" w:cs="Century Gothic"/>
-          <w:sz w:val="24"/>
-          <w:szCs w:val="24"/>
-        </w:rPr>
-      </w:pPr>
-      <w:r>
-        <w:rPr>
-          <w:rFonts w:ascii="Century Gothic" w:eastAsia="Century Gothic" w:hAnsi="Century Gothic" w:cs="Century Gothic"/>
           <w:color w:val="222222"/>
           <w:sz w:val="24"/>
           <w:szCs w:val="24"/>
         </w:rPr>
-        <w:t>{enumerated_functions}</w:t>
-      </w:r>
-    </w:p>
-    <w:p>
-      <w:pPr>
-        <w:pBdr>
-          <w:top w:val="nil"/>
-          <w:left w:val="nil"/>
-          <w:bottom w:val="nil"/>
-          <w:right w:val="nil"/>
-          <w:between w:val="nil"/>
-        </w:pBdr>
-        <w:spacing w:after="0" w:line="240" w:lineRule="auto"/>
-        <w:rPr>
-          <w:rFonts w:ascii="Century Gothic" w:eastAsia="Century Gothic" w:hAnsi="Century Gothic" w:cs="Century Gothic"/>
-          <w:color w:val="000000"/>
-          <w:sz w:val="24"/>
-          <w:szCs w:val="24"/>
-        </w:rPr>
-      </w:pPr>
-    </w:p>
-    <w:p>
-      <w:pPr>
-        <w:pBdr>
-          <w:top w:val="nil"/>
-          <w:left w:val="nil"/>
-          <w:bottom w:val="nil"/>
-          <w:right w:val="nil"/>
-          <w:between w:val="nil"/>
-        </w:pBdr>
-        <w:spacing w:after="0" w:line="240" w:lineRule="auto"/>
-        <w:jc w:val="both"/>
-        <w:rPr>
-          <w:rFonts w:ascii="Century Gothic" w:eastAsia="Century Gothic" w:hAnsi="Century Gothic" w:cs="Century Gothic"/>
-          <w:color w:val="000000"/>
-          <w:sz w:val="24"/>
-          <w:szCs w:val="24"/>
-        </w:rPr>
-      </w:pPr>
-      <w:r>
-        <w:rPr>
-          <w:rFonts w:ascii="Century Gothic" w:eastAsia="Century Gothic" w:hAnsi="Century Gothic" w:cs="Century Gothic"/>
-          <w:b/>
-          <w:bCs/>
-          <w:color w:val="000000"/>
-          <w:sz w:val="24"/>
-          <w:szCs w:val="24"/>
-        </w:rPr>
-        <w:t>CLÁUSULA TERCERA: JORNADA, LUGAR DE TRABAJO Y DOMICILIO DEL(DE LA) TRABAJADOR(A).-</w:t>
-      </w:r>
+      </w:pPr>
+      <w:r>
+        <w:rPr>
+          <w:rFonts w:ascii="Century Gothic" w:eastAsia="Century Gothic" w:hAnsi="Century Gothic" w:cs="Century Gothic"/>
+          <w:color w:val="222222"/>
+          <w:sz w:val="24"/>
+          <w:szCs w:val="24"/>
+        </w:rPr>
+        <w:t>{#funciones_lista}</w:t>
+      </w:r>
+    </w:p>
+    <w:p>
+      <w:pPr>
+        <w:pStyle w:val="ListParagraph"/>
+        <w:numPr>
+          <w:ilvl w:val="0"/>
+          <w:numId w:val="2"/>
+        </w:numPr>
+        <w:shd w:val="clear" w:color="auto" w:fill="FFFFFF"/>
+        <w:spacing w:line="240" w:lineRule="auto"/>
+        <w:rPr>
+          <w:rFonts w:ascii="Century Gothic" w:eastAsia="Century Gothic" w:hAnsi="Century Gothic" w:cs="Century Gothic"/>
+          <w:color w:val="222222"/>
+          <w:sz w:val="24"/>
+          <w:szCs w:val="24"/>
+        </w:rPr>
+      </w:pPr>
+      <w:r>
+        <w:rPr>
+          <w:rFonts w:ascii="Century Gothic" w:eastAsia="Century Gothic" w:hAnsi="Century Gothic" w:cs="Century Gothic"/>
+          <w:color w:val="222222"/>
+          <w:sz w:val="24"/>
+          <w:szCs w:val="24"/>
+        </w:rPr>
+        <w:t>{</w:t>
+      </w:r>
+      <w:proofErr w:type="spellStart"/>
+      <w:r>
+        <w:rPr>
+          <w:rFonts w:ascii="Century Gothic" w:eastAsia="Century Gothic" w:hAnsi="Century Gothic" w:cs="Century Gothic"/>
+          <w:color w:val="222222"/>
+          <w:sz w:val="24"/>
+          <w:szCs w:val="24"/>
+        </w:rPr>
+        <w:t>item</w:t>
+      </w:r>
+      <w:proofErr w:type="spellEnd"/>
+      <w:r>
+        <w:rPr>
+          <w:rFonts w:ascii="Century Gothic" w:eastAsia="Century Gothic" w:hAnsi="Century Gothic" w:cs="Century Gothic"/>
+          <w:color w:val="222222"/>
+          <w:sz w:val="24"/>
+          <w:szCs w:val="24"/>
+        </w:rPr>
+        <w:t>}</w:t>
+      </w:r>
+    </w:p>
+    <w:p>
+      <w:pPr>
+        <w:pStyle w:val="ListParagraph"/>
+        <w:numPr>
+          <w:ilvl w:val="0"/>
+          <w:numId w:val="2"/>
+        </w:numPr>
+        <w:shd w:val="clear" w:color="auto" w:fill="FFFFFF"/>
+        <w:spacing w:line="240" w:lineRule="auto"/>
+        <w:rPr>
+          <w:rFonts w:ascii="Century Gothic" w:eastAsia="Century Gothic" w:hAnsi="Century Gothic" w:cs="Century Gothic"/>
+          <w:sz w:val="24"/>
+          <w:szCs w:val="24"/>
+        </w:rPr>
+      </w:pPr>
+      <w:r>
+        <w:rPr>
+          <w:rFonts w:ascii="Century Gothic" w:eastAsia="Century Gothic" w:hAnsi="Century Gothic" w:cs="Century Gothic"/>
+          <w:color w:val="222222"/>
+          <w:sz w:val="24"/>
+          <w:szCs w:val="24"/>
+        </w:rPr>
+        <w:t>{/</w:t>
+      </w:r>
+      <w:proofErr w:type="spellStart"/>
+      <w:r>
+        <w:rPr>
+          <w:rFonts w:ascii="Century Gothic" w:eastAsia="Century Gothic" w:hAnsi="Century Gothic" w:cs="Century Gothic"/>
+          <w:color w:val="222222"/>
+          <w:sz w:val="24"/>
+          <w:szCs w:val="24"/>
+        </w:rPr>
+        <w:t>funciones_lista</w:t>
+      </w:r>
+      <w:proofErr w:type="spellEnd"/>
+      <w:r>
+        <w:rPr>
+          <w:rFonts w:ascii="Century Gothic" w:eastAsia="Century Gothic" w:hAnsi="Century Gothic" w:cs="Century Gothic"/>
+          <w:color w:val="222222"/>
+          <w:sz w:val="24"/>
+          <w:szCs w:val="24"/>
+        </w:rPr>
+        <w:t>}</w:t>
+      </w:r>
+    </w:p>
+    <w:p>
+      <w:pPr>
+        <w:pBdr>
+          <w:top w:val="nil"/>
+          <w:left w:val="nil"/>
+          <w:bottom w:val="nil"/>
+          <w:right w:val="nil"/>
+          <w:between w:val="nil"/>
+        </w:pBdr>
+        <w:spacing w:after="0" w:line="240" w:lineRule="auto"/>
+        <w:jc w:val="both"/>
+        <w:rPr>
+          <w:rFonts w:ascii="Century Gothic" w:eastAsia="Century Gothic" w:hAnsi="Century Gothic" w:cs="Century Gothic"/>
+          <w:color w:val="000000"/>
+          <w:sz w:val="24"/>
+          <w:szCs w:val="24"/>
+        </w:rPr>
+      </w:pPr>
+      <w:r>
+        <w:rPr>
+          <w:rFonts w:ascii="Century Gothic" w:eastAsia="Century Gothic" w:hAnsi="Century Gothic" w:cs="Century Gothic"/>
+          <w:b/>
+          <w:bCs/>
+          <w:color w:val="000000"/>
+          <w:sz w:val="24"/>
+          <w:szCs w:val="24"/>
+        </w:rPr>
+        <w:t xml:space="preserve">CLÁUSULA TERCERA: JORNADA, LUGAR DE TRABAJO Y DOMICILIO </w:t>
+      </w:r>
+      <w:proofErr w:type="gramStart"/>
+      <w:r>
+        <w:rPr>
+          <w:rFonts w:ascii="Century Gothic" w:eastAsia="Century Gothic" w:hAnsi="Century Gothic" w:cs="Century Gothic"/>
+          <w:b/>
+          <w:bCs/>
+          <w:color w:val="000000"/>
+          <w:sz w:val="24"/>
+          <w:szCs w:val="24"/>
+        </w:rPr>
+        <w:t>DEL(</w:t>
+      </w:r>
+      <w:proofErr w:type="gramEnd"/>
+      <w:r>
+        <w:rPr>
+          <w:rFonts w:ascii="Century Gothic" w:eastAsia="Century Gothic" w:hAnsi="Century Gothic" w:cs="Century Gothic"/>
+          <w:b/>
+          <w:bCs/>
+          <w:color w:val="000000"/>
+          <w:sz w:val="24"/>
+          <w:szCs w:val="24"/>
+        </w:rPr>
+        <w:t>DE LA) TRABAJADOR(A</w:t>
+      </w:r>
+      <w:proofErr w:type="gramStart"/>
+      <w:r>
+        <w:rPr>
+          <w:rFonts w:ascii="Century Gothic" w:eastAsia="Century Gothic" w:hAnsi="Century Gothic" w:cs="Century Gothic"/>
+          <w:b/>
+          <w:bCs/>
+          <w:color w:val="000000"/>
+          <w:sz w:val="24"/>
+          <w:szCs w:val="24"/>
+        </w:rPr>
+        <w:t>).-</w:t>
+      </w:r>
+      <w:proofErr w:type="gramEnd"/>
       <w:r>
         <w:rPr>
           <w:rFonts w:ascii="Century Gothic" w:eastAsia="Century Gothic" w:hAnsi="Century Gothic" w:cs="Century Gothic"/>
@@ -967,6 +1313,7 @@
           <w:sz w:val="24"/>
           <w:szCs w:val="24"/>
         </w:rPr>
+        <w:lastRenderedPageBreak/>
         <w:t xml:space="preserve">TRABAJADOR(A) </w:t>
       </w:r>
       <w:r>
@@ -996,17 +1343,7 @@
           <w:sz w:val="24"/>
           <w:szCs w:val="24"/>
         </w:rPr>
-        <w:t xml:space="preserve"> en </w:t>
-      </w:r>
-      <w:r>
-        <w:rPr>
-          <w:rFonts w:ascii="Century Gothic" w:eastAsia="Century Gothic" w:hAnsi="Century Gothic" w:cs="Century Gothic"/>
-          <w:color w:val="000000"/>
-          <w:sz w:val="24"/>
-          <w:szCs w:val="24"/>
-        </w:rPr>
-        <w:lastRenderedPageBreak/>
-        <w:t xml:space="preserve">jornadas ordinarias de trabajo de ocho horas diarias y cuarenta a la semana, gozando de un receso o descanso de sesenta minutos. El(la) </w:t>
+        <w:t xml:space="preserve"> en jornadas ordinarias de trabajo de ocho horas diarias y cuarenta a la semana, gozando de un receso o descanso de sesenta minutos. El(la) </w:t>
       </w:r>
       <w:r>
         <w:rPr>
@@ -1087,95 +1424,149 @@
           <w:sz w:val="24"/>
           <w:szCs w:val="24"/>
         </w:rPr>
-        <w:t>Pese a lo manifestado anteriormente, las partes acuerdan que el(la) TRABAJADOR(A) se obliga a laborar en jornadas suplementarias y/o extraordinarias de labores, según el requerimiento o necesidades de la COMPAÑÍA. En cuyo caso, la EMPLEADORA estará obligada a pagar al(a la) COLABORADOR(A) los respectivos recargos establecidos en la ley.</w:t>
-      </w:r>
-    </w:p>
-    <w:p>
-      <w:pPr>
-        <w:pBdr>
-          <w:top w:val="nil"/>
-          <w:left w:val="nil"/>
-          <w:bottom w:val="nil"/>
-          <w:right w:val="nil"/>
-          <w:between w:val="nil"/>
-        </w:pBdr>
-        <w:spacing w:after="0" w:line="240" w:lineRule="auto"/>
-        <w:jc w:val="both"/>
-        <w:rPr>
-          <w:rFonts w:ascii="Century Gothic" w:eastAsia="Century Gothic" w:hAnsi="Century Gothic" w:cs="Century Gothic"/>
-          <w:sz w:val="24"/>
-          <w:szCs w:val="24"/>
-        </w:rPr>
-      </w:pPr>
-    </w:p>
-    <w:p>
-      <w:pPr>
-        <w:pBdr>
-          <w:top w:val="nil"/>
-          <w:left w:val="nil"/>
-          <w:bottom w:val="nil"/>
-          <w:right w:val="nil"/>
-          <w:between w:val="nil"/>
-        </w:pBdr>
-        <w:spacing w:after="0" w:line="240" w:lineRule="auto"/>
-        <w:jc w:val="both"/>
-        <w:rPr>
-          <w:rFonts w:ascii="Century Gothic" w:eastAsia="Century Gothic" w:hAnsi="Century Gothic" w:cs="Century Gothic"/>
-          <w:sz w:val="24"/>
-          <w:szCs w:val="24"/>
-        </w:rPr>
-      </w:pPr>
-      <w:r>
-        <w:rPr>
-          <w:rFonts w:ascii="Century Gothic" w:eastAsia="Century Gothic" w:hAnsi="Century Gothic" w:cs="Century Gothic"/>
-          <w:sz w:val="24"/>
-          <w:szCs w:val="24"/>
-        </w:rPr>
-        <w:t>Las partes reconocen que el(la) EMPLEADO(A) cumplirá sus labores en el establecimiento u oficina de la EMPRESA, ubicado en Eloy Alfaro y Amazonas, en la ciudad de Quito; sin embargo, en virtud de las labores que cumple para la EMPLEADORA, dicho(a) TRABAJADOR(A), siempre que fuere expresamente requerido por la COMPAÑÍA, deberá trasladarse a los lugares, instalaciones o localidades que la CONTRATANTE requiera, ya sea dentro o fuera de la respectiva provincia. En cuyo caso, la COMPAÑÍA deberá entregar, reconocer o reembolsar al(a la) TRABAJADOR(A) todo gasto incurrido o en que pueda incurrir por concepto de transporte, alimentación y/o, si fuere pertinente, hospedaje. Para lo cual, el(la) EMPLEADO(A), deberá justificar tales gastos.</w:t>
-      </w:r>
-    </w:p>
-    <w:p>
-      <w:pPr>
-        <w:pBdr>
-          <w:top w:val="nil"/>
-          <w:left w:val="nil"/>
-          <w:bottom w:val="nil"/>
-          <w:right w:val="nil"/>
-          <w:between w:val="nil"/>
-        </w:pBdr>
-        <w:spacing w:after="0" w:line="240" w:lineRule="auto"/>
-        <w:jc w:val="both"/>
-        <w:rPr>
-          <w:rFonts w:ascii="Century Gothic" w:eastAsia="Century Gothic" w:hAnsi="Century Gothic" w:cs="Century Gothic"/>
-          <w:sz w:val="24"/>
-          <w:szCs w:val="24"/>
-        </w:rPr>
-      </w:pPr>
-    </w:p>
-    <w:p>
-      <w:pPr>
-        <w:pBdr>
-          <w:top w:val="nil"/>
-          <w:left w:val="nil"/>
-          <w:bottom w:val="nil"/>
-          <w:right w:val="nil"/>
-          <w:between w:val="nil"/>
-        </w:pBdr>
-        <w:spacing w:after="0" w:line="240" w:lineRule="auto"/>
-        <w:jc w:val="both"/>
-        <w:rPr>
-          <w:rFonts w:ascii="Century Gothic" w:eastAsia="Century Gothic" w:hAnsi="Century Gothic" w:cs="Century Gothic"/>
-          <w:sz w:val="24"/>
-          <w:szCs w:val="24"/>
-        </w:rPr>
-      </w:pPr>
-      <w:r>
-        <w:rPr>
-          <w:rFonts w:ascii="Century Gothic" w:eastAsia="Century Gothic" w:hAnsi="Century Gothic" w:cs="Century Gothic"/>
-          <w:sz w:val="24"/>
-          <w:szCs w:val="24"/>
-        </w:rPr>
-        <w:t>El(la) TRABAJADOR(A) declara que su lugar de domicilio está ubicado en {domicile_worker}</w:t>
+        <w:t xml:space="preserve">Pese a lo manifestado anteriormente, las partes acuerdan que el(la) TRABAJADOR(A) se obliga a laborar en jornadas suplementarias y/o extraordinarias de labores, según el requerimiento o necesidades de la COMPAÑÍA. En cuyo caso, la EMPLEADORA estará obligada a pagar </w:t>
+      </w:r>
+      <w:proofErr w:type="gramStart"/>
+      <w:r>
+        <w:rPr>
+          <w:rFonts w:ascii="Century Gothic" w:eastAsia="Century Gothic" w:hAnsi="Century Gothic" w:cs="Century Gothic"/>
+          <w:sz w:val="24"/>
+          <w:szCs w:val="24"/>
+        </w:rPr>
+        <w:t>al(</w:t>
+      </w:r>
+      <w:proofErr w:type="gramEnd"/>
+      <w:r>
+        <w:rPr>
+          <w:rFonts w:ascii="Century Gothic" w:eastAsia="Century Gothic" w:hAnsi="Century Gothic" w:cs="Century Gothic"/>
+          <w:sz w:val="24"/>
+          <w:szCs w:val="24"/>
+        </w:rPr>
+        <w:t>a la) COLABORADOR(A) los respectivos recargos establecidos en la ley.</w:t>
+      </w:r>
+    </w:p>
+    <w:p>
+      <w:pPr>
+        <w:pBdr>
+          <w:top w:val="nil"/>
+          <w:left w:val="nil"/>
+          <w:bottom w:val="nil"/>
+          <w:right w:val="nil"/>
+          <w:between w:val="nil"/>
+        </w:pBdr>
+        <w:spacing w:after="0" w:line="240" w:lineRule="auto"/>
+        <w:jc w:val="both"/>
+        <w:rPr>
+          <w:rFonts w:ascii="Century Gothic" w:eastAsia="Century Gothic" w:hAnsi="Century Gothic" w:cs="Century Gothic"/>
+          <w:sz w:val="24"/>
+          <w:szCs w:val="24"/>
+        </w:rPr>
+      </w:pPr>
+    </w:p>
+    <w:p>
+      <w:pPr>
+        <w:pBdr>
+          <w:top w:val="nil"/>
+          <w:left w:val="nil"/>
+          <w:bottom w:val="nil"/>
+          <w:right w:val="nil"/>
+          <w:between w:val="nil"/>
+        </w:pBdr>
+        <w:spacing w:after="0" w:line="240" w:lineRule="auto"/>
+        <w:jc w:val="both"/>
+        <w:rPr>
+          <w:rFonts w:ascii="Century Gothic" w:eastAsia="Century Gothic" w:hAnsi="Century Gothic" w:cs="Century Gothic"/>
+          <w:sz w:val="24"/>
+          <w:szCs w:val="24"/>
+        </w:rPr>
+      </w:pPr>
+      <w:r>
+        <w:rPr>
+          <w:rFonts w:ascii="Century Gothic" w:eastAsia="Century Gothic" w:hAnsi="Century Gothic" w:cs="Century Gothic"/>
+          <w:sz w:val="24"/>
+          <w:szCs w:val="24"/>
+        </w:rPr>
+        <w:t xml:space="preserve">Las partes reconocen que el(la) EMPLEADO(A) cumplirá sus labores en el establecimiento u oficina de la EMPRESA, ubicado en Eloy Alfaro y Amazonas, en la ciudad de Quito; sin embargo, en virtud de las labores que cumple para la EMPLEADORA, dicho(a) TRABAJADOR(A), siempre que fuere expresamente requerido por la COMPAÑÍA, deberá trasladarse a los lugares, instalaciones o localidades que la CONTRATANTE requiera, ya sea dentro o fuera de la respectiva provincia. En cuyo caso, la COMPAÑÍA deberá entregar, reconocer o reembolsar </w:t>
+      </w:r>
+      <w:proofErr w:type="gramStart"/>
+      <w:r>
+        <w:rPr>
+          <w:rFonts w:ascii="Century Gothic" w:eastAsia="Century Gothic" w:hAnsi="Century Gothic" w:cs="Century Gothic"/>
+          <w:sz w:val="24"/>
+          <w:szCs w:val="24"/>
+        </w:rPr>
+        <w:t>al(</w:t>
+      </w:r>
+      <w:proofErr w:type="gramEnd"/>
+      <w:r>
+        <w:rPr>
+          <w:rFonts w:ascii="Century Gothic" w:eastAsia="Century Gothic" w:hAnsi="Century Gothic" w:cs="Century Gothic"/>
+          <w:sz w:val="24"/>
+          <w:szCs w:val="24"/>
+        </w:rPr>
+        <w:t>a la) TRABAJADOR(A) todo gasto incurrido o en que pueda incurrir por concepto de transporte, alimentación y/o, si fuere pertinente, hospedaje. Para lo cual, el(la) EMPLEADO(A), deberá justificar tales gastos.</w:t>
+      </w:r>
+    </w:p>
+    <w:p>
+      <w:pPr>
+        <w:pBdr>
+          <w:top w:val="nil"/>
+          <w:left w:val="nil"/>
+          <w:bottom w:val="nil"/>
+          <w:right w:val="nil"/>
+          <w:between w:val="nil"/>
+        </w:pBdr>
+        <w:spacing w:after="0" w:line="240" w:lineRule="auto"/>
+        <w:jc w:val="both"/>
+        <w:rPr>
+          <w:rFonts w:ascii="Century Gothic" w:eastAsia="Century Gothic" w:hAnsi="Century Gothic" w:cs="Century Gothic"/>
+          <w:sz w:val="24"/>
+          <w:szCs w:val="24"/>
+        </w:rPr>
+      </w:pPr>
+    </w:p>
+    <w:p>
+      <w:pPr>
+        <w:pBdr>
+          <w:top w:val="nil"/>
+          <w:left w:val="nil"/>
+          <w:bottom w:val="nil"/>
+          <w:right w:val="nil"/>
+          <w:between w:val="nil"/>
+        </w:pBdr>
+        <w:spacing w:after="0" w:line="240" w:lineRule="auto"/>
+        <w:jc w:val="both"/>
+        <w:rPr>
+          <w:rFonts w:ascii="Century Gothic" w:eastAsia="Century Gothic" w:hAnsi="Century Gothic" w:cs="Century Gothic"/>
+          <w:sz w:val="24"/>
+          <w:szCs w:val="24"/>
+        </w:rPr>
+      </w:pPr>
+      <w:r>
+        <w:rPr>
+          <w:rFonts w:ascii="Century Gothic" w:eastAsia="Century Gothic" w:hAnsi="Century Gothic" w:cs="Century Gothic"/>
+          <w:sz w:val="24"/>
+          <w:szCs w:val="24"/>
+        </w:rPr>
+        <w:t>El(la) TRABAJADOR(A) declara que su lugar de domicilio está ubicado en {</w:t>
+      </w:r>
+      <w:proofErr w:type="spellStart"/>
+      <w:r>
+        <w:rPr>
+          <w:rFonts w:ascii="Century Gothic" w:eastAsia="Century Gothic" w:hAnsi="Century Gothic" w:cs="Century Gothic"/>
+          <w:sz w:val="24"/>
+          <w:szCs w:val="24"/>
+        </w:rPr>
+        <w:t>domicile_worker</w:t>
+      </w:r>
+      <w:proofErr w:type="spellEnd"/>
+      <w:r>
+        <w:rPr>
+          <w:rFonts w:ascii="Century Gothic" w:eastAsia="Century Gothic" w:hAnsi="Century Gothic" w:cs="Century Gothic"/>
+          <w:sz w:val="24"/>
+          <w:szCs w:val="24"/>
+        </w:rPr>
+        <w:t>}</w:t>
       </w:r>
       <w:r>
         <w:rPr>
@@ -1191,7 +1582,43 @@
           <w:sz w:val="24"/>
           <w:szCs w:val="24"/>
         </w:rPr>
-        <w:t xml:space="preserve"> en la ciudad de {city_name_worker}, provincia de {province_name_worker}.</w:t>
+        <w:t xml:space="preserve"> en la ciudad de {</w:t>
+      </w:r>
+      <w:proofErr w:type="spellStart"/>
+      <w:r>
+        <w:rPr>
+          <w:rFonts w:ascii="Century Gothic" w:eastAsia="Century Gothic" w:hAnsi="Century Gothic" w:cs="Century Gothic"/>
+          <w:sz w:val="24"/>
+          <w:szCs w:val="24"/>
+        </w:rPr>
+        <w:t>city_name_worker</w:t>
+      </w:r>
+      <w:proofErr w:type="spellEnd"/>
+      <w:r>
+        <w:rPr>
+          <w:rFonts w:ascii="Century Gothic" w:eastAsia="Century Gothic" w:hAnsi="Century Gothic" w:cs="Century Gothic"/>
+          <w:sz w:val="24"/>
+          <w:szCs w:val="24"/>
+        </w:rPr>
+        <w:t>}, provincia de {</w:t>
+      </w:r>
+      <w:proofErr w:type="spellStart"/>
+      <w:r>
+        <w:rPr>
+          <w:rFonts w:ascii="Century Gothic" w:eastAsia="Century Gothic" w:hAnsi="Century Gothic" w:cs="Century Gothic"/>
+          <w:sz w:val="24"/>
+          <w:szCs w:val="24"/>
+        </w:rPr>
+        <w:t>province_name_worker</w:t>
+      </w:r>
+      <w:proofErr w:type="spellEnd"/>
+      <w:r>
+        <w:rPr>
+          <w:rFonts w:ascii="Century Gothic" w:eastAsia="Century Gothic" w:hAnsi="Century Gothic" w:cs="Century Gothic"/>
+          <w:sz w:val="24"/>
+          <w:szCs w:val="24"/>
+        </w:rPr>
+        <w:t>}.</w:t>
       </w:r>
     </w:p>
     <w:p>
@@ -1245,15 +1672,91 @@
           <w:sz w:val="24"/>
           <w:szCs w:val="24"/>
         </w:rPr>
-        <w:t>{mail_worker}</w:t>
-      </w:r>
-      <w:r>
-        <w:rPr>
-          <w:rFonts w:ascii="Century Gothic" w:eastAsia="Century Gothic" w:hAnsi="Century Gothic" w:cs="Century Gothic"/>
-          <w:sz w:val="24"/>
-          <w:szCs w:val="24"/>
-        </w:rPr>
-        <w:t>”; dirección a la cual podrá recibir todo tipo de comunicados, notificaciones y/o citaciones por parte de su EMPLEADORA, autoridades administrativas o judiciales y/o de cualquier funcionario o institución pública o privada (Dirección Regional de Trabajo y Servicio Público, Inspectoría Provincial de Trabajo, Instituto Ecuatoriano de Seguridad Social, etc.). Adicionalmente, la EMPRESA podrá generar y/o asignar al(a la) TRABAJADOR(A) una dirección de correo electrónico, con el objeto de transmitir o comunicar, a dicho(a) COLABORADOR(A), disposiciones o instrucciones relacionadas a las labores y/u obligaciones del(de la) mismo(a); así como también transmitir notificaciones o comunicados concernientes al goce de beneficios de ley (vacaciones, Décimos, etc.) correspondientes al(a la) TRABAJADOR(A).</w:t>
+        <w:t>{</w:t>
+      </w:r>
+      <w:proofErr w:type="spellStart"/>
+      <w:r>
+        <w:rPr>
+          <w:rFonts w:ascii="Century Gothic" w:eastAsia="Century Gothic" w:hAnsi="Century Gothic" w:cs="Century Gothic"/>
+          <w:b/>
+          <w:bCs/>
+          <w:sz w:val="24"/>
+          <w:szCs w:val="24"/>
+        </w:rPr>
+        <w:t>mail_worker</w:t>
+      </w:r>
+      <w:proofErr w:type="spellEnd"/>
+      <w:r>
+        <w:rPr>
+          <w:rFonts w:ascii="Century Gothic" w:eastAsia="Century Gothic" w:hAnsi="Century Gothic" w:cs="Century Gothic"/>
+          <w:b/>
+          <w:bCs/>
+          <w:sz w:val="24"/>
+          <w:szCs w:val="24"/>
+        </w:rPr>
+        <w:t>}</w:t>
+      </w:r>
+      <w:r>
+        <w:rPr>
+          <w:rFonts w:ascii="Century Gothic" w:eastAsia="Century Gothic" w:hAnsi="Century Gothic" w:cs="Century Gothic"/>
+          <w:sz w:val="24"/>
+          <w:szCs w:val="24"/>
+        </w:rPr>
+        <w:t xml:space="preserve">”; dirección a la cual podrá recibir todo tipo de comunicados, notificaciones y/o citaciones por parte de su EMPLEADORA, autoridades administrativas o judiciales y/o de cualquier funcionario o institución pública o privada (Dirección Regional de Trabajo y Servicio Público, Inspectoría Provincial de Trabajo, Instituto Ecuatoriano de Seguridad Social, etc.). Adicionalmente, la EMPRESA podrá generar y/o asignar </w:t>
+      </w:r>
+      <w:proofErr w:type="gramStart"/>
+      <w:r>
+        <w:rPr>
+          <w:rFonts w:ascii="Century Gothic" w:eastAsia="Century Gothic" w:hAnsi="Century Gothic" w:cs="Century Gothic"/>
+          <w:sz w:val="24"/>
+          <w:szCs w:val="24"/>
+        </w:rPr>
+        <w:t>al(</w:t>
+      </w:r>
+      <w:proofErr w:type="gramEnd"/>
+      <w:r>
+        <w:rPr>
+          <w:rFonts w:ascii="Century Gothic" w:eastAsia="Century Gothic" w:hAnsi="Century Gothic" w:cs="Century Gothic"/>
+          <w:sz w:val="24"/>
+          <w:szCs w:val="24"/>
+        </w:rPr>
+        <w:t xml:space="preserve">a la) TRABAJADOR(A) una dirección de correo electrónico, con el objeto de transmitir o comunicar, a dicho(a) COLABORADOR(A), disposiciones o instrucciones relacionadas a las labores y/u obligaciones </w:t>
+      </w:r>
+      <w:proofErr w:type="gramStart"/>
+      <w:r>
+        <w:rPr>
+          <w:rFonts w:ascii="Century Gothic" w:eastAsia="Century Gothic" w:hAnsi="Century Gothic" w:cs="Century Gothic"/>
+          <w:sz w:val="24"/>
+          <w:szCs w:val="24"/>
+        </w:rPr>
+        <w:t>del(</w:t>
+      </w:r>
+      <w:proofErr w:type="gramEnd"/>
+      <w:r>
+        <w:rPr>
+          <w:rFonts w:ascii="Century Gothic" w:eastAsia="Century Gothic" w:hAnsi="Century Gothic" w:cs="Century Gothic"/>
+          <w:sz w:val="24"/>
+          <w:szCs w:val="24"/>
+        </w:rPr>
+        <w:t xml:space="preserve">de la) mismo(a); así como también transmitir notificaciones o comunicados concernientes al goce de beneficios de ley (vacaciones, Décimos, etc.) correspondientes </w:t>
+      </w:r>
+      <w:proofErr w:type="gramStart"/>
+      <w:r>
+        <w:rPr>
+          <w:rFonts w:ascii="Century Gothic" w:eastAsia="Century Gothic" w:hAnsi="Century Gothic" w:cs="Century Gothic"/>
+          <w:sz w:val="24"/>
+          <w:szCs w:val="24"/>
+        </w:rPr>
+        <w:t>al(</w:t>
+      </w:r>
+      <w:proofErr w:type="gramEnd"/>
+      <w:r>
+        <w:rPr>
+          <w:rFonts w:ascii="Century Gothic" w:eastAsia="Century Gothic" w:hAnsi="Century Gothic" w:cs="Century Gothic"/>
+          <w:sz w:val="24"/>
+          <w:szCs w:val="24"/>
+        </w:rPr>
+        <w:t>a la) TRABAJADOR(A).</w:t>
       </w:r>
     </w:p>
     <w:p>
@@ -1302,8 +1805,21 @@
           <w:szCs w:val="24"/>
         </w:rPr>
         <w:lastRenderedPageBreak/>
-        <w:t>CLÁUSULA CUARTA: REMUNERACIÓN Y BENEFICIOS DE LEY.-</w:t>
-      </w:r>
+        <w:t xml:space="preserve">CLÁUSULA CUARTA: REMUNERACIÓN Y BENEFICIOS DE </w:t>
+      </w:r>
+      <w:proofErr w:type="gramStart"/>
+      <w:r>
+        <w:rPr>
+          <w:rFonts w:ascii="Century Gothic" w:eastAsia="Century Gothic" w:hAnsi="Century Gothic" w:cs="Century Gothic"/>
+          <w:b/>
+          <w:bCs/>
+          <w:color w:val="000000"/>
+          <w:sz w:val="24"/>
+          <w:szCs w:val="24"/>
+        </w:rPr>
+        <w:t>LEY.-</w:t>
+      </w:r>
+      <w:proofErr w:type="gramEnd"/>
       <w:r>
         <w:rPr>
           <w:rFonts w:ascii="Century Gothic" w:eastAsia="Century Gothic" w:hAnsi="Century Gothic" w:cs="Century Gothic"/>
@@ -1331,7 +1847,27 @@
           <w:sz w:val="24"/>
           <w:szCs w:val="24"/>
         </w:rPr>
-        <w:t xml:space="preserve"> pagará al(a la) </w:t>
+        <w:t xml:space="preserve"> pagará </w:t>
+      </w:r>
+      <w:proofErr w:type="gramStart"/>
+      <w:r>
+        <w:rPr>
+          <w:rFonts w:ascii="Century Gothic" w:eastAsia="Century Gothic" w:hAnsi="Century Gothic" w:cs="Century Gothic"/>
+          <w:color w:val="000000"/>
+          <w:sz w:val="24"/>
+          <w:szCs w:val="24"/>
+        </w:rPr>
+        <w:t>al(</w:t>
+      </w:r>
+      <w:proofErr w:type="gramEnd"/>
+      <w:r>
+        <w:rPr>
+          <w:rFonts w:ascii="Century Gothic" w:eastAsia="Century Gothic" w:hAnsi="Century Gothic" w:cs="Century Gothic"/>
+          <w:color w:val="000000"/>
+          <w:sz w:val="24"/>
+          <w:szCs w:val="24"/>
+        </w:rPr>
+        <w:t xml:space="preserve">a la) </w:t>
       </w:r>
       <w:r>
         <w:rPr>
@@ -1361,7 +1897,73 @@
           <w:sz w:val="24"/>
           <w:szCs w:val="24"/>
         </w:rPr>
-        <w:t>{salary_text} {salary_cents_text} DÓLARES DE LOS ESTADOS UNIDOS DE AMÉRICA (US${salary_value})</w:t>
+        <w:t>{</w:t>
+      </w:r>
+      <w:proofErr w:type="spellStart"/>
+      <w:r>
+        <w:rPr>
+          <w:rFonts w:ascii="Century Gothic" w:eastAsia="Century Gothic" w:hAnsi="Century Gothic" w:cs="Century Gothic"/>
+          <w:b/>
+          <w:bCs/>
+          <w:sz w:val="24"/>
+          <w:szCs w:val="24"/>
+        </w:rPr>
+        <w:t>salary_text</w:t>
+      </w:r>
+      <w:proofErr w:type="spellEnd"/>
+      <w:r>
+        <w:rPr>
+          <w:rFonts w:ascii="Century Gothic" w:eastAsia="Century Gothic" w:hAnsi="Century Gothic" w:cs="Century Gothic"/>
+          <w:b/>
+          <w:bCs/>
+          <w:sz w:val="24"/>
+          <w:szCs w:val="24"/>
+        </w:rPr>
+        <w:t>} {</w:t>
+      </w:r>
+      <w:proofErr w:type="spellStart"/>
+      <w:r>
+        <w:rPr>
+          <w:rFonts w:ascii="Century Gothic" w:eastAsia="Century Gothic" w:hAnsi="Century Gothic" w:cs="Century Gothic"/>
+          <w:b/>
+          <w:bCs/>
+          <w:sz w:val="24"/>
+          <w:szCs w:val="24"/>
+        </w:rPr>
+        <w:t>salary_cents_text</w:t>
+      </w:r>
+      <w:proofErr w:type="spellEnd"/>
+      <w:r>
+        <w:rPr>
+          <w:rFonts w:ascii="Century Gothic" w:eastAsia="Century Gothic" w:hAnsi="Century Gothic" w:cs="Century Gothic"/>
+          <w:b/>
+          <w:bCs/>
+          <w:sz w:val="24"/>
+          <w:szCs w:val="24"/>
+        </w:rPr>
+        <w:t>} DÓLARES DE LOS ESTADOS UNIDOS DE AMÉRICA (US${</w:t>
+      </w:r>
+      <w:proofErr w:type="spellStart"/>
+      <w:r>
+        <w:rPr>
+          <w:rFonts w:ascii="Century Gothic" w:eastAsia="Century Gothic" w:hAnsi="Century Gothic" w:cs="Century Gothic"/>
+          <w:b/>
+          <w:bCs/>
+          <w:sz w:val="24"/>
+          <w:szCs w:val="24"/>
+        </w:rPr>
+        <w:t>salary_value</w:t>
+      </w:r>
+      <w:proofErr w:type="spellEnd"/>
+      <w:r>
+        <w:rPr>
+          <w:rFonts w:ascii="Century Gothic" w:eastAsia="Century Gothic" w:hAnsi="Century Gothic" w:cs="Century Gothic"/>
+          <w:b/>
+          <w:bCs/>
+          <w:sz w:val="24"/>
+          <w:szCs w:val="24"/>
+        </w:rPr>
+        <w:t>})</w:t>
       </w:r>
       <w:r>
         <w:rPr>
@@ -1624,7 +2226,27 @@
           <w:sz w:val="24"/>
           <w:szCs w:val="24"/>
         </w:rPr>
-        <w:t xml:space="preserve">Por solicitud expresa del(de la) </w:t>
+        <w:t xml:space="preserve">Por solicitud expresa </w:t>
+      </w:r>
+      <w:proofErr w:type="gramStart"/>
+      <w:r>
+        <w:rPr>
+          <w:rFonts w:ascii="Century Gothic" w:eastAsia="Century Gothic" w:hAnsi="Century Gothic" w:cs="Century Gothic"/>
+          <w:color w:val="000000"/>
+          <w:sz w:val="24"/>
+          <w:szCs w:val="24"/>
+        </w:rPr>
+        <w:t>del(</w:t>
+      </w:r>
+      <w:proofErr w:type="gramEnd"/>
+      <w:r>
+        <w:rPr>
+          <w:rFonts w:ascii="Century Gothic" w:eastAsia="Century Gothic" w:hAnsi="Century Gothic" w:cs="Century Gothic"/>
+          <w:color w:val="000000"/>
+          <w:sz w:val="24"/>
+          <w:szCs w:val="24"/>
+        </w:rPr>
+        <w:t xml:space="preserve">de la) </w:t>
       </w:r>
       <w:r>
         <w:rPr>
@@ -1644,7 +2266,27 @@
           <w:sz w:val="24"/>
           <w:szCs w:val="24"/>
         </w:rPr>
-        <w:t xml:space="preserve">, los pagos correspondientes a remuneraciones, beneficios de ley u otros del(de la) </w:t>
+        <w:t xml:space="preserve">, los pagos correspondientes a remuneraciones, beneficios de ley u otros </w:t>
+      </w:r>
+      <w:proofErr w:type="gramStart"/>
+      <w:r>
+        <w:rPr>
+          <w:rFonts w:ascii="Century Gothic" w:eastAsia="Century Gothic" w:hAnsi="Century Gothic" w:cs="Century Gothic"/>
+          <w:color w:val="000000"/>
+          <w:sz w:val="24"/>
+          <w:szCs w:val="24"/>
+        </w:rPr>
+        <w:t>del(</w:t>
+      </w:r>
+      <w:proofErr w:type="gramEnd"/>
+      <w:r>
+        <w:rPr>
+          <w:rFonts w:ascii="Century Gothic" w:eastAsia="Century Gothic" w:hAnsi="Century Gothic" w:cs="Century Gothic"/>
+          <w:color w:val="000000"/>
+          <w:sz w:val="24"/>
+          <w:szCs w:val="24"/>
+        </w:rPr>
+        <w:t xml:space="preserve">de la) </w:t>
       </w:r>
       <w:r>
         <w:rPr>
@@ -1664,7 +2306,27 @@
           <w:sz w:val="24"/>
           <w:szCs w:val="24"/>
         </w:rPr>
-        <w:t xml:space="preserve"> serán realizados mediante transferencia, depósito o acreditación a una cuenta bancaria de titularidad del(de la)</w:t>
+        <w:t xml:space="preserve"> serán realizados mediante transferencia, depósito o acreditación a una cuenta bancaria de titularidad </w:t>
+      </w:r>
+      <w:proofErr w:type="gramStart"/>
+      <w:r>
+        <w:rPr>
+          <w:rFonts w:ascii="Century Gothic" w:eastAsia="Century Gothic" w:hAnsi="Century Gothic" w:cs="Century Gothic"/>
+          <w:color w:val="000000"/>
+          <w:sz w:val="24"/>
+          <w:szCs w:val="24"/>
+        </w:rPr>
+        <w:t>del(</w:t>
+      </w:r>
+      <w:proofErr w:type="gramEnd"/>
+      <w:r>
+        <w:rPr>
+          <w:rFonts w:ascii="Century Gothic" w:eastAsia="Century Gothic" w:hAnsi="Century Gothic" w:cs="Century Gothic"/>
+          <w:color w:val="000000"/>
+          <w:sz w:val="24"/>
+          <w:szCs w:val="24"/>
+        </w:rPr>
+        <w:t>de la)</w:t>
       </w:r>
       <w:r>
         <w:rPr>
@@ -1771,7 +2433,27 @@
           <w:sz w:val="24"/>
           <w:szCs w:val="24"/>
         </w:rPr>
-        <w:t xml:space="preserve"> actuará como agente de retención de las aportaciones y demás descuentos que por ley u orden judicial correspondan efectuar al(a la) </w:t>
+        <w:t xml:space="preserve"> actuará como agente de retención de las aportaciones y demás descuentos que por ley u orden judicial correspondan efectuar </w:t>
+      </w:r>
+      <w:proofErr w:type="gramStart"/>
+      <w:r>
+        <w:rPr>
+          <w:rFonts w:ascii="Century Gothic" w:eastAsia="Century Gothic" w:hAnsi="Century Gothic" w:cs="Century Gothic"/>
+          <w:color w:val="000000"/>
+          <w:sz w:val="24"/>
+          <w:szCs w:val="24"/>
+        </w:rPr>
+        <w:t>al(</w:t>
+      </w:r>
+      <w:proofErr w:type="gramEnd"/>
+      <w:r>
+        <w:rPr>
+          <w:rFonts w:ascii="Century Gothic" w:eastAsia="Century Gothic" w:hAnsi="Century Gothic" w:cs="Century Gothic"/>
+          <w:color w:val="000000"/>
+          <w:sz w:val="24"/>
+          <w:szCs w:val="24"/>
+        </w:rPr>
+        <w:t xml:space="preserve">a la) </w:t>
       </w:r>
       <w:r>
         <w:rPr>
@@ -1837,8 +2519,21 @@
           <w:sz w:val="24"/>
           <w:szCs w:val="24"/>
         </w:rPr>
-        <w:t>CLÁUSULA QUINTA: VIGENCIA Y MODALIDAD DE CONTRATACIÓN.-</w:t>
-      </w:r>
+        <w:t xml:space="preserve">CLÁUSULA QUINTA: VIGENCIA Y MODALIDAD DE </w:t>
+      </w:r>
+      <w:proofErr w:type="gramStart"/>
+      <w:r>
+        <w:rPr>
+          <w:rFonts w:ascii="Century Gothic" w:eastAsia="Century Gothic" w:hAnsi="Century Gothic" w:cs="Century Gothic"/>
+          <w:b/>
+          <w:bCs/>
+          <w:color w:val="000000"/>
+          <w:sz w:val="24"/>
+          <w:szCs w:val="24"/>
+        </w:rPr>
+        <w:t>CONTRATACIÓN.-</w:t>
+      </w:r>
+      <w:proofErr w:type="gramEnd"/>
       <w:r>
         <w:rPr>
           <w:rFonts w:ascii="Century Gothic" w:eastAsia="Century Gothic" w:hAnsi="Century Gothic" w:cs="Century Gothic"/>
@@ -2016,16 +2711,73 @@
           <w:sz w:val="24"/>
           <w:szCs w:val="24"/>
         </w:rPr>
-        <w:t>CLÁUSULA SEXTA: OBLIGACIONES DEL(DE LA) TRABAJADOR(A).-</w:t>
-      </w:r>
-      <w:r>
-        <w:rPr>
-          <w:rFonts w:ascii="Century Gothic" w:eastAsia="Century Gothic" w:hAnsi="Century Gothic" w:cs="Century Gothic"/>
-          <w:color w:val="000000"/>
-          <w:sz w:val="24"/>
-          <w:szCs w:val="24"/>
-        </w:rPr>
-        <w:t xml:space="preserve"> Además de las contenidas la cláusula segunda del presente instrumento, así como las señaladas en el artículo 45 del Código de Trabajo, son obligaciones especiales del(de la) </w:t>
+        <w:t xml:space="preserve">CLÁUSULA SEXTA: OBLIGACIONES </w:t>
+      </w:r>
+      <w:proofErr w:type="gramStart"/>
+      <w:r>
+        <w:rPr>
+          <w:rFonts w:ascii="Century Gothic" w:eastAsia="Century Gothic" w:hAnsi="Century Gothic" w:cs="Century Gothic"/>
+          <w:b/>
+          <w:bCs/>
+          <w:color w:val="000000"/>
+          <w:sz w:val="24"/>
+          <w:szCs w:val="24"/>
+        </w:rPr>
+        <w:t>DEL(</w:t>
+      </w:r>
+      <w:proofErr w:type="gramEnd"/>
+      <w:r>
+        <w:rPr>
+          <w:rFonts w:ascii="Century Gothic" w:eastAsia="Century Gothic" w:hAnsi="Century Gothic" w:cs="Century Gothic"/>
+          <w:b/>
+          <w:bCs/>
+          <w:color w:val="000000"/>
+          <w:sz w:val="24"/>
+          <w:szCs w:val="24"/>
+        </w:rPr>
+        <w:t>DE LA) TRABAJADOR(A</w:t>
+      </w:r>
+      <w:proofErr w:type="gramStart"/>
+      <w:r>
+        <w:rPr>
+          <w:rFonts w:ascii="Century Gothic" w:eastAsia="Century Gothic" w:hAnsi="Century Gothic" w:cs="Century Gothic"/>
+          <w:b/>
+          <w:bCs/>
+          <w:color w:val="000000"/>
+          <w:sz w:val="24"/>
+          <w:szCs w:val="24"/>
+        </w:rPr>
+        <w:t>).-</w:t>
+      </w:r>
+      <w:proofErr w:type="gramEnd"/>
+      <w:r>
+        <w:rPr>
+          <w:rFonts w:ascii="Century Gothic" w:eastAsia="Century Gothic" w:hAnsi="Century Gothic" w:cs="Century Gothic"/>
+          <w:color w:val="000000"/>
+          <w:sz w:val="24"/>
+          <w:szCs w:val="24"/>
+        </w:rPr>
+        <w:t xml:space="preserve"> Además de las contenidas la cláusula segunda del presente instrumento, así como las señaladas en el artículo 45 del Código de Trabajo, son obligaciones especiales </w:t>
+      </w:r>
+      <w:proofErr w:type="gramStart"/>
+      <w:r>
+        <w:rPr>
+          <w:rFonts w:ascii="Century Gothic" w:eastAsia="Century Gothic" w:hAnsi="Century Gothic" w:cs="Century Gothic"/>
+          <w:color w:val="000000"/>
+          <w:sz w:val="24"/>
+          <w:szCs w:val="24"/>
+        </w:rPr>
+        <w:t>del(</w:t>
+      </w:r>
+      <w:proofErr w:type="gramEnd"/>
+      <w:r>
+        <w:rPr>
+          <w:rFonts w:ascii="Century Gothic" w:eastAsia="Century Gothic" w:hAnsi="Century Gothic" w:cs="Century Gothic"/>
+          <w:color w:val="000000"/>
+          <w:sz w:val="24"/>
+          <w:szCs w:val="24"/>
+        </w:rPr>
+        <w:t xml:space="preserve">de la) </w:t>
       </w:r>
       <w:r>
         <w:rPr>
@@ -2190,7 +2942,27 @@
           <w:sz w:val="24"/>
           <w:szCs w:val="24"/>
         </w:rPr>
-        <w:t>Guardar absoluta reserva respecto a las informaciones, datos y cuestiones técnicas o comerciales que llegaren a su conocimiento en razón de la labor que realiza en virtud de este contrato.</w:t>
+        <w:t xml:space="preserve">Guardar absoluta reserva respecto a las informaciones, datos y cuestiones técnicas o comerciales que llegaren a su conocimiento </w:t>
+      </w:r>
+      <w:proofErr w:type="gramStart"/>
+      <w:r>
+        <w:rPr>
+          <w:rFonts w:ascii="Century Gothic" w:eastAsia="Century Gothic" w:hAnsi="Century Gothic" w:cs="Century Gothic"/>
+          <w:color w:val="000000"/>
+          <w:sz w:val="24"/>
+          <w:szCs w:val="24"/>
+        </w:rPr>
+        <w:t>en razón de</w:t>
+      </w:r>
+      <w:proofErr w:type="gramEnd"/>
+      <w:r>
+        <w:rPr>
+          <w:rFonts w:ascii="Century Gothic" w:eastAsia="Century Gothic" w:hAnsi="Century Gothic" w:cs="Century Gothic"/>
+          <w:color w:val="000000"/>
+          <w:sz w:val="24"/>
+          <w:szCs w:val="24"/>
+        </w:rPr>
+        <w:t xml:space="preserve"> la labor que realiza en virtud de este contrato.</w:t>
       </w:r>
     </w:p>
     <w:p>
@@ -2291,16 +3063,49 @@
           <w:sz w:val="24"/>
           <w:szCs w:val="24"/>
         </w:rPr>
-        <w:t>CLÁUSULA SÉPTIMA: DESCUENTOS.-</w:t>
-      </w:r>
-      <w:r>
-        <w:rPr>
-          <w:rFonts w:ascii="Century Gothic" w:eastAsia="Century Gothic" w:hAnsi="Century Gothic" w:cs="Century Gothic"/>
-          <w:color w:val="000000"/>
-          <w:sz w:val="24"/>
-          <w:szCs w:val="24"/>
-        </w:rPr>
-        <w:t xml:space="preserve"> El(La) </w:t>
+        <w:t xml:space="preserve">CLÁUSULA SÉPTIMA: </w:t>
+      </w:r>
+      <w:proofErr w:type="gramStart"/>
+      <w:r>
+        <w:rPr>
+          <w:rFonts w:ascii="Century Gothic" w:eastAsia="Century Gothic" w:hAnsi="Century Gothic" w:cs="Century Gothic"/>
+          <w:b/>
+          <w:bCs/>
+          <w:color w:val="000000"/>
+          <w:sz w:val="24"/>
+          <w:szCs w:val="24"/>
+        </w:rPr>
+        <w:t>DESCUENTOS.-</w:t>
+      </w:r>
+      <w:proofErr w:type="gramEnd"/>
+      <w:r>
+        <w:rPr>
+          <w:rFonts w:ascii="Century Gothic" w:eastAsia="Century Gothic" w:hAnsi="Century Gothic" w:cs="Century Gothic"/>
+          <w:color w:val="000000"/>
+          <w:sz w:val="24"/>
+          <w:szCs w:val="24"/>
+        </w:rPr>
+        <w:t xml:space="preserve"> </w:t>
+      </w:r>
+      <w:proofErr w:type="gramStart"/>
+      <w:r>
+        <w:rPr>
+          <w:rFonts w:ascii="Century Gothic" w:eastAsia="Century Gothic" w:hAnsi="Century Gothic" w:cs="Century Gothic"/>
+          <w:color w:val="000000"/>
+          <w:sz w:val="24"/>
+          <w:szCs w:val="24"/>
+        </w:rPr>
+        <w:t>El(</w:t>
+      </w:r>
+      <w:proofErr w:type="gramEnd"/>
+      <w:r>
+        <w:rPr>
+          <w:rFonts w:ascii="Century Gothic" w:eastAsia="Century Gothic" w:hAnsi="Century Gothic" w:cs="Century Gothic"/>
+          <w:color w:val="000000"/>
+          <w:sz w:val="24"/>
+          <w:szCs w:val="24"/>
+        </w:rPr>
+        <w:t xml:space="preserve">La) </w:t>
       </w:r>
       <w:r>
         <w:rPr>
@@ -2389,8 +3194,21 @@
           <w:sz w:val="24"/>
           <w:szCs w:val="24"/>
         </w:rPr>
-        <w:t>CLÁUSULA OCTAVA: RESPONSABILIDAD LABORAL.-</w:t>
-      </w:r>
+        <w:t xml:space="preserve">CLÁUSULA OCTAVA: RESPONSABILIDAD </w:t>
+      </w:r>
+      <w:proofErr w:type="gramStart"/>
+      <w:r>
+        <w:rPr>
+          <w:rFonts w:ascii="Century Gothic" w:eastAsia="Century Gothic" w:hAnsi="Century Gothic" w:cs="Century Gothic"/>
+          <w:b/>
+          <w:bCs/>
+          <w:color w:val="000000"/>
+          <w:sz w:val="24"/>
+          <w:szCs w:val="24"/>
+        </w:rPr>
+        <w:t>LABORAL.-</w:t>
+      </w:r>
+      <w:proofErr w:type="gramEnd"/>
       <w:r>
         <w:rPr>
           <w:rFonts w:ascii="Century Gothic" w:eastAsia="Century Gothic" w:hAnsi="Century Gothic" w:cs="Century Gothic"/>
@@ -2400,13 +3218,23 @@
         </w:rPr>
         <w:t xml:space="preserve"> </w:t>
       </w:r>
-      <w:r>
-        <w:rPr>
-          <w:rFonts w:ascii="Century Gothic" w:eastAsia="Century Gothic" w:hAnsi="Century Gothic" w:cs="Century Gothic"/>
-          <w:sz w:val="24"/>
-          <w:szCs w:val="24"/>
-        </w:rPr>
-        <w:t xml:space="preserve">El(La) COLABORADOR(A) reconoce que </w:t>
+      <w:proofErr w:type="gramStart"/>
+      <w:r>
+        <w:rPr>
+          <w:rFonts w:ascii="Century Gothic" w:eastAsia="Century Gothic" w:hAnsi="Century Gothic" w:cs="Century Gothic"/>
+          <w:sz w:val="24"/>
+          <w:szCs w:val="24"/>
+        </w:rPr>
+        <w:t>El(</w:t>
+      </w:r>
+      <w:proofErr w:type="gramEnd"/>
+      <w:r>
+        <w:rPr>
+          <w:rFonts w:ascii="Century Gothic" w:eastAsia="Century Gothic" w:hAnsi="Century Gothic" w:cs="Century Gothic"/>
+          <w:sz w:val="24"/>
+          <w:szCs w:val="24"/>
+        </w:rPr>
+        <w:t xml:space="preserve">La) COLABORADOR(A) reconoce que </w:t>
       </w:r>
       <w:r>
         <w:rPr>
@@ -2660,7 +3488,27 @@
           <w:sz w:val="24"/>
           <w:szCs w:val="24"/>
         </w:rPr>
-        <w:t xml:space="preserve">La violación por parte del(de la) </w:t>
+        <w:t xml:space="preserve">La violación por parte </w:t>
+      </w:r>
+      <w:proofErr w:type="gramStart"/>
+      <w:r>
+        <w:rPr>
+          <w:rFonts w:ascii="Century Gothic" w:eastAsia="Century Gothic" w:hAnsi="Century Gothic" w:cs="Century Gothic"/>
+          <w:color w:val="000000"/>
+          <w:sz w:val="24"/>
+          <w:szCs w:val="24"/>
+        </w:rPr>
+        <w:t>del(</w:t>
+      </w:r>
+      <w:proofErr w:type="gramEnd"/>
+      <w:r>
+        <w:rPr>
+          <w:rFonts w:ascii="Century Gothic" w:eastAsia="Century Gothic" w:hAnsi="Century Gothic" w:cs="Century Gothic"/>
+          <w:color w:val="000000"/>
+          <w:sz w:val="24"/>
+          <w:szCs w:val="24"/>
+        </w:rPr>
+        <w:t xml:space="preserve">de la) </w:t>
       </w:r>
       <w:r>
         <w:rPr>
@@ -3444,14 +4292,25 @@
           <w:szCs w:val="24"/>
         </w:rPr>
       </w:pPr>
-      <w:r>
-        <w:rPr>
-          <w:rFonts w:ascii="Century Gothic" w:eastAsia="Century Gothic" w:hAnsi="Century Gothic" w:cs="Century Gothic"/>
-          <w:color w:val="000000"/>
-          <w:sz w:val="24"/>
-          <w:szCs w:val="24"/>
-        </w:rPr>
-        <w:t xml:space="preserve">El(La) </w:t>
+      <w:proofErr w:type="gramStart"/>
+      <w:r>
+        <w:rPr>
+          <w:rFonts w:ascii="Century Gothic" w:eastAsia="Century Gothic" w:hAnsi="Century Gothic" w:cs="Century Gothic"/>
+          <w:color w:val="000000"/>
+          <w:sz w:val="24"/>
+          <w:szCs w:val="24"/>
+        </w:rPr>
+        <w:t>El(</w:t>
+      </w:r>
+      <w:proofErr w:type="gramEnd"/>
+      <w:r>
+        <w:rPr>
+          <w:rFonts w:ascii="Century Gothic" w:eastAsia="Century Gothic" w:hAnsi="Century Gothic" w:cs="Century Gothic"/>
+          <w:color w:val="000000"/>
+          <w:sz w:val="24"/>
+          <w:szCs w:val="24"/>
+        </w:rPr>
+        <w:t xml:space="preserve">La) </w:t>
       </w:r>
       <w:r>
         <w:rPr>
@@ -3502,13 +4361,23 @@
           <w:szCs w:val="24"/>
         </w:rPr>
       </w:pPr>
-      <w:r>
-        <w:rPr>
-          <w:rFonts w:ascii="Century Gothic" w:eastAsia="Century Gothic" w:hAnsi="Century Gothic" w:cs="Century Gothic"/>
-          <w:sz w:val="24"/>
-          <w:szCs w:val="24"/>
-        </w:rPr>
-        <w:t xml:space="preserve">El(La) </w:t>
+      <w:proofErr w:type="gramStart"/>
+      <w:r>
+        <w:rPr>
+          <w:rFonts w:ascii="Century Gothic" w:eastAsia="Century Gothic" w:hAnsi="Century Gothic" w:cs="Century Gothic"/>
+          <w:sz w:val="24"/>
+          <w:szCs w:val="24"/>
+        </w:rPr>
+        <w:t>El(</w:t>
+      </w:r>
+      <w:proofErr w:type="gramEnd"/>
+      <w:r>
+        <w:rPr>
+          <w:rFonts w:ascii="Century Gothic" w:eastAsia="Century Gothic" w:hAnsi="Century Gothic" w:cs="Century Gothic"/>
+          <w:sz w:val="24"/>
+          <w:szCs w:val="24"/>
+        </w:rPr>
+        <w:t xml:space="preserve">La) </w:t>
       </w:r>
       <w:r>
         <w:rPr>
@@ -3939,8 +4808,21 @@
           <w:sz w:val="24"/>
           <w:szCs w:val="24"/>
         </w:rPr>
-        <w:t>CLÁUSULA DECIMOPRIMERA: ENTREGA DE BIENES Y UNIFORME(S).-</w:t>
-      </w:r>
+        <w:t>CLÁUSULA DECIMOPRIMERA: ENTREGA DE BIENES Y UNIFORME(S</w:t>
+      </w:r>
+      <w:proofErr w:type="gramStart"/>
+      <w:r>
+        <w:rPr>
+          <w:rFonts w:ascii="Century Gothic" w:eastAsia="Century Gothic" w:hAnsi="Century Gothic" w:cs="Century Gothic"/>
+          <w:b/>
+          <w:bCs/>
+          <w:color w:val="000000"/>
+          <w:sz w:val="24"/>
+          <w:szCs w:val="24"/>
+        </w:rPr>
+        <w:t>).-</w:t>
+      </w:r>
+      <w:proofErr w:type="gramEnd"/>
       <w:r>
         <w:rPr>
           <w:rFonts w:ascii="Century Gothic" w:eastAsia="Century Gothic" w:hAnsi="Century Gothic" w:cs="Century Gothic"/>
@@ -3968,7 +4850,27 @@
           <w:sz w:val="24"/>
           <w:szCs w:val="24"/>
         </w:rPr>
-        <w:t xml:space="preserve"> podrá entrega al(a la) </w:t>
+        <w:t xml:space="preserve"> podrá entrega </w:t>
+      </w:r>
+      <w:proofErr w:type="gramStart"/>
+      <w:r>
+        <w:rPr>
+          <w:rFonts w:ascii="Century Gothic" w:eastAsia="Century Gothic" w:hAnsi="Century Gothic" w:cs="Century Gothic"/>
+          <w:color w:val="000000"/>
+          <w:sz w:val="24"/>
+          <w:szCs w:val="24"/>
+        </w:rPr>
+        <w:t>al(</w:t>
+      </w:r>
+      <w:proofErr w:type="gramEnd"/>
+      <w:r>
+        <w:rPr>
+          <w:rFonts w:ascii="Century Gothic" w:eastAsia="Century Gothic" w:hAnsi="Century Gothic" w:cs="Century Gothic"/>
+          <w:color w:val="000000"/>
+          <w:sz w:val="24"/>
+          <w:szCs w:val="24"/>
+        </w:rPr>
+        <w:t xml:space="preserve">a la) </w:t>
       </w:r>
       <w:r>
         <w:rPr>
@@ -3988,7 +4890,27 @@
           <w:sz w:val="24"/>
           <w:szCs w:val="24"/>
         </w:rPr>
-        <w:t xml:space="preserve"> bienes, equipos o artículos que puedan ser requeridos para el cumplimiento de sus labores; los cuales estarán bajo la responsabilidad absoluta del(de la) </w:t>
+        <w:t xml:space="preserve"> bienes, equipos o artículos que puedan ser requeridos para el cumplimiento de sus labores; los cuales estarán bajo la responsabilidad absoluta </w:t>
+      </w:r>
+      <w:proofErr w:type="gramStart"/>
+      <w:r>
+        <w:rPr>
+          <w:rFonts w:ascii="Century Gothic" w:eastAsia="Century Gothic" w:hAnsi="Century Gothic" w:cs="Century Gothic"/>
+          <w:color w:val="000000"/>
+          <w:sz w:val="24"/>
+          <w:szCs w:val="24"/>
+        </w:rPr>
+        <w:t>del(</w:t>
+      </w:r>
+      <w:proofErr w:type="gramEnd"/>
+      <w:r>
+        <w:rPr>
+          <w:rFonts w:ascii="Century Gothic" w:eastAsia="Century Gothic" w:hAnsi="Century Gothic" w:cs="Century Gothic"/>
+          <w:color w:val="000000"/>
+          <w:sz w:val="24"/>
+          <w:szCs w:val="24"/>
+        </w:rPr>
+        <w:t xml:space="preserve">de la) </w:t>
       </w:r>
       <w:r>
         <w:rPr>
@@ -4080,7 +5002,43 @@
           <w:sz w:val="24"/>
           <w:szCs w:val="24"/>
         </w:rPr>
-        <w:t xml:space="preserve">La EMPRESA entrega al(a la) COLABORADOR(A), en el presente acto, el respectivo uniforme que deberá vestir durante su jornada de labores; mismo uniforme que deberá ser tratado con el debido cuidado y que el(la) TRABAJADOR(A), en caso de daño (parcial o total), se obligará a reponerlo a la EMPLEADORA. Así mismo, el(la) EMPLEADO(A) declara, reconoce y acepta que el referido uniforme, entregado por su CONTRATANTE, no puede ser utilizado por persona alguna además del(de la) mismo(a) </w:t>
+        <w:t xml:space="preserve">La EMPRESA entrega </w:t>
+      </w:r>
+      <w:proofErr w:type="gramStart"/>
+      <w:r>
+        <w:rPr>
+          <w:rFonts w:ascii="Century Gothic" w:eastAsia="Century Gothic" w:hAnsi="Century Gothic" w:cs="Century Gothic"/>
+          <w:sz w:val="24"/>
+          <w:szCs w:val="24"/>
+        </w:rPr>
+        <w:t>al(</w:t>
+      </w:r>
+      <w:proofErr w:type="gramEnd"/>
+      <w:r>
+        <w:rPr>
+          <w:rFonts w:ascii="Century Gothic" w:eastAsia="Century Gothic" w:hAnsi="Century Gothic" w:cs="Century Gothic"/>
+          <w:sz w:val="24"/>
+          <w:szCs w:val="24"/>
+        </w:rPr>
+        <w:t xml:space="preserve">a la) COLABORADOR(A), en el presente acto, el respectivo uniforme que deberá vestir durante su jornada de labores; mismo uniforme que deberá ser tratado con el debido cuidado y que el(la) TRABAJADOR(A), en caso de daño (parcial o total), se obligará a reponerlo a la EMPLEADORA. Así mismo, el(la) EMPLEADO(A) declara, reconoce y acepta que el referido uniforme, entregado por su CONTRATANTE, no puede ser utilizado por persona alguna además </w:t>
+      </w:r>
+      <w:proofErr w:type="gramStart"/>
+      <w:r>
+        <w:rPr>
+          <w:rFonts w:ascii="Century Gothic" w:eastAsia="Century Gothic" w:hAnsi="Century Gothic" w:cs="Century Gothic"/>
+          <w:sz w:val="24"/>
+          <w:szCs w:val="24"/>
+        </w:rPr>
+        <w:t>del(</w:t>
+      </w:r>
+      <w:proofErr w:type="gramEnd"/>
+      <w:r>
+        <w:rPr>
+          <w:rFonts w:ascii="Century Gothic" w:eastAsia="Century Gothic" w:hAnsi="Century Gothic" w:cs="Century Gothic"/>
+          <w:sz w:val="24"/>
+          <w:szCs w:val="24"/>
+        </w:rPr>
+        <w:t xml:space="preserve">de la) mismo(a) </w:t>
       </w:r>
       <w:r>
         <w:rPr>
@@ -4098,56 +5056,87 @@
           <w:sz w:val="24"/>
           <w:szCs w:val="24"/>
         </w:rPr>
-        <w:t>; y que el uso del mismo puede ser dado, únicamente, para los fines laborales pertinentes.</w:t>
-      </w:r>
-    </w:p>
-    <w:p>
-      <w:pPr>
-        <w:pBdr>
-          <w:top w:val="nil"/>
-          <w:left w:val="nil"/>
-          <w:bottom w:val="nil"/>
-          <w:right w:val="nil"/>
-          <w:between w:val="nil"/>
-        </w:pBdr>
-        <w:spacing w:after="0" w:line="240" w:lineRule="auto"/>
-        <w:jc w:val="both"/>
-        <w:rPr>
-          <w:rFonts w:ascii="Century Gothic" w:eastAsia="Century Gothic" w:hAnsi="Century Gothic" w:cs="Century Gothic"/>
-          <w:sz w:val="24"/>
-          <w:szCs w:val="24"/>
-        </w:rPr>
-      </w:pPr>
-    </w:p>
-    <w:p>
-      <w:pPr>
-        <w:pBdr>
-          <w:top w:val="nil"/>
-          <w:left w:val="nil"/>
-          <w:bottom w:val="nil"/>
-          <w:right w:val="nil"/>
-          <w:between w:val="nil"/>
-        </w:pBdr>
-        <w:spacing w:after="0" w:line="240" w:lineRule="auto"/>
-        <w:jc w:val="both"/>
-        <w:rPr>
-          <w:rFonts w:ascii="Century Gothic" w:eastAsia="Century Gothic" w:hAnsi="Century Gothic" w:cs="Century Gothic"/>
-          <w:color w:val="000000"/>
-          <w:sz w:val="24"/>
-          <w:szCs w:val="24"/>
-        </w:rPr>
-      </w:pPr>
-      <w:r>
-        <w:rPr>
-          <w:rFonts w:ascii="Century Gothic" w:eastAsia="Century Gothic" w:hAnsi="Century Gothic" w:cs="Century Gothic"/>
-          <w:b/>
-          <w:bCs/>
-          <w:color w:val="000000"/>
-          <w:sz w:val="24"/>
-          <w:szCs w:val="24"/>
-        </w:rPr>
-        <w:t>CLÁUSULA DECIMOSEGUNDA: ENTREGA DE REGLAMENTO INTERNO DE TRABAJO.-</w:t>
-      </w:r>
+        <w:t xml:space="preserve">; y que el uso </w:t>
+      </w:r>
+      <w:proofErr w:type="gramStart"/>
+      <w:r>
+        <w:rPr>
+          <w:rFonts w:ascii="Century Gothic" w:eastAsia="Century Gothic" w:hAnsi="Century Gothic" w:cs="Century Gothic"/>
+          <w:sz w:val="24"/>
+          <w:szCs w:val="24"/>
+        </w:rPr>
+        <w:t>del mismo</w:t>
+      </w:r>
+      <w:proofErr w:type="gramEnd"/>
+      <w:r>
+        <w:rPr>
+          <w:rFonts w:ascii="Century Gothic" w:eastAsia="Century Gothic" w:hAnsi="Century Gothic" w:cs="Century Gothic"/>
+          <w:sz w:val="24"/>
+          <w:szCs w:val="24"/>
+        </w:rPr>
+        <w:t xml:space="preserve"> puede ser dado, únicamente, para los fines laborales pertinentes.</w:t>
+      </w:r>
+    </w:p>
+    <w:p>
+      <w:pPr>
+        <w:pBdr>
+          <w:top w:val="nil"/>
+          <w:left w:val="nil"/>
+          <w:bottom w:val="nil"/>
+          <w:right w:val="nil"/>
+          <w:between w:val="nil"/>
+        </w:pBdr>
+        <w:spacing w:after="0" w:line="240" w:lineRule="auto"/>
+        <w:jc w:val="both"/>
+        <w:rPr>
+          <w:rFonts w:ascii="Century Gothic" w:eastAsia="Century Gothic" w:hAnsi="Century Gothic" w:cs="Century Gothic"/>
+          <w:sz w:val="24"/>
+          <w:szCs w:val="24"/>
+        </w:rPr>
+      </w:pPr>
+    </w:p>
+    <w:p>
+      <w:pPr>
+        <w:pBdr>
+          <w:top w:val="nil"/>
+          <w:left w:val="nil"/>
+          <w:bottom w:val="nil"/>
+          <w:right w:val="nil"/>
+          <w:between w:val="nil"/>
+        </w:pBdr>
+        <w:spacing w:after="0" w:line="240" w:lineRule="auto"/>
+        <w:jc w:val="both"/>
+        <w:rPr>
+          <w:rFonts w:ascii="Century Gothic" w:eastAsia="Century Gothic" w:hAnsi="Century Gothic" w:cs="Century Gothic"/>
+          <w:color w:val="000000"/>
+          <w:sz w:val="24"/>
+          <w:szCs w:val="24"/>
+        </w:rPr>
+      </w:pPr>
+      <w:r>
+        <w:rPr>
+          <w:rFonts w:ascii="Century Gothic" w:eastAsia="Century Gothic" w:hAnsi="Century Gothic" w:cs="Century Gothic"/>
+          <w:b/>
+          <w:bCs/>
+          <w:color w:val="000000"/>
+          <w:sz w:val="24"/>
+          <w:szCs w:val="24"/>
+        </w:rPr>
+        <w:t xml:space="preserve">CLÁUSULA DECIMOSEGUNDA: ENTREGA DE REGLAMENTO INTERNO DE </w:t>
+      </w:r>
+      <w:proofErr w:type="gramStart"/>
+      <w:r>
+        <w:rPr>
+          <w:rFonts w:ascii="Century Gothic" w:eastAsia="Century Gothic" w:hAnsi="Century Gothic" w:cs="Century Gothic"/>
+          <w:b/>
+          <w:bCs/>
+          <w:color w:val="000000"/>
+          <w:sz w:val="24"/>
+          <w:szCs w:val="24"/>
+        </w:rPr>
+        <w:t>TRABAJO.-</w:t>
+      </w:r>
+      <w:proofErr w:type="gramEnd"/>
       <w:r>
         <w:rPr>
           <w:rFonts w:ascii="Century Gothic" w:eastAsia="Century Gothic" w:hAnsi="Century Gothic" w:cs="Century Gothic"/>
@@ -4175,7 +5164,27 @@
           <w:sz w:val="24"/>
           <w:szCs w:val="24"/>
         </w:rPr>
-        <w:t xml:space="preserve"> hace la entrega y socialización pertinente al(a la) </w:t>
+        <w:t xml:space="preserve"> hace la entrega y socialización pertinente </w:t>
+      </w:r>
+      <w:proofErr w:type="gramStart"/>
+      <w:r>
+        <w:rPr>
+          <w:rFonts w:ascii="Century Gothic" w:eastAsia="Century Gothic" w:hAnsi="Century Gothic" w:cs="Century Gothic"/>
+          <w:color w:val="000000"/>
+          <w:sz w:val="24"/>
+          <w:szCs w:val="24"/>
+        </w:rPr>
+        <w:t>al(</w:t>
+      </w:r>
+      <w:proofErr w:type="gramEnd"/>
+      <w:r>
+        <w:rPr>
+          <w:rFonts w:ascii="Century Gothic" w:eastAsia="Century Gothic" w:hAnsi="Century Gothic" w:cs="Century Gothic"/>
+          <w:color w:val="000000"/>
+          <w:sz w:val="24"/>
+          <w:szCs w:val="24"/>
+        </w:rPr>
+        <w:t xml:space="preserve">a la) </w:t>
       </w:r>
       <w:r>
         <w:rPr>
@@ -4370,8 +5379,21 @@
           <w:sz w:val="24"/>
           <w:szCs w:val="24"/>
         </w:rPr>
-        <w:t>CLÁUSULA DECIMOTERCERA: CONTROVERSIAS.-</w:t>
-      </w:r>
+        <w:t xml:space="preserve">CLÁUSULA DECIMOTERCERA: </w:t>
+      </w:r>
+      <w:proofErr w:type="gramStart"/>
+      <w:r>
+        <w:rPr>
+          <w:rFonts w:ascii="Century Gothic" w:eastAsia="Century Gothic" w:hAnsi="Century Gothic" w:cs="Century Gothic"/>
+          <w:b/>
+          <w:bCs/>
+          <w:color w:val="000000"/>
+          <w:sz w:val="24"/>
+          <w:szCs w:val="24"/>
+        </w:rPr>
+        <w:t>CONTROVERSIAS.-</w:t>
+      </w:r>
+      <w:proofErr w:type="gramEnd"/>
       <w:r>
         <w:rPr>
           <w:rFonts w:ascii="Century Gothic" w:eastAsia="Century Gothic" w:hAnsi="Century Gothic" w:cs="Century Gothic"/>
@@ -4462,8 +5484,21 @@
           <w:sz w:val="24"/>
           <w:szCs w:val="24"/>
         </w:rPr>
-        <w:t>CLÁUSULA DECIMOCUARTA: ACEPTACIÓN.-</w:t>
-      </w:r>
+        <w:t xml:space="preserve">CLÁUSULA DECIMOCUARTA: </w:t>
+      </w:r>
+      <w:proofErr w:type="gramStart"/>
+      <w:r>
+        <w:rPr>
+          <w:rFonts w:ascii="Century Gothic" w:eastAsia="Century Gothic" w:hAnsi="Century Gothic" w:cs="Century Gothic"/>
+          <w:b/>
+          <w:bCs/>
+          <w:color w:val="000000"/>
+          <w:sz w:val="24"/>
+          <w:szCs w:val="24"/>
+        </w:rPr>
+        <w:t>ACEPTACIÓN.-</w:t>
+      </w:r>
+      <w:proofErr w:type="gramEnd"/>
       <w:r>
         <w:rPr>
           <w:rFonts w:ascii="Century Gothic" w:eastAsia="Century Gothic" w:hAnsi="Century Gothic" w:cs="Century Gothic"/>
@@ -4591,6 +5626,7 @@
           <w:sz w:val="24"/>
           <w:szCs w:val="24"/>
           <w:highlight w:val="yellow"/>
+          <w:lang w:val="en-US"/>
         </w:rPr>
       </w:pPr>
       <w:bookmarkStart w:id="1" w:name="_heading=h.by3yf4r4i41x" w:colFirst="0" w:colLast="0"/>
@@ -4602,6 +5638,7 @@
           <w:bCs/>
           <w:sz w:val="24"/>
           <w:szCs w:val="24"/>
+          <w:lang w:val="en-US"/>
         </w:rPr>
         <w:t>HUGO LOPEZ GOMEZ</w:t>
       </w:r>
@@ -4613,6 +5650,7 @@
           <w:color w:val="000000"/>
           <w:sz w:val="24"/>
           <w:szCs w:val="24"/>
+          <w:lang w:val="en-US"/>
         </w:rPr>
         <w:tab/>
       </w:r>
@@ -4623,8 +5661,33 @@
           <w:bCs/>
           <w:sz w:val="24"/>
           <w:szCs w:val="24"/>
-        </w:rPr>
-        <w:t>{name_worker}</w:t>
+          <w:lang w:val="en-US"/>
+        </w:rPr>
+        <w:t>{</w:t>
+      </w:r>
+      <w:proofErr w:type="spellStart"/>
+      <w:r>
+        <w:rPr>
+          <w:rFonts w:ascii="Century Gothic" w:eastAsia="Century Gothic" w:hAnsi="Century Gothic" w:cs="Century Gothic"/>
+          <w:b/>
+          <w:bCs/>
+          <w:sz w:val="24"/>
+          <w:szCs w:val="24"/>
+          <w:lang w:val="en-US"/>
+        </w:rPr>
+        <w:t>name_worker</w:t>
+      </w:r>
+      <w:proofErr w:type="spellEnd"/>
+      <w:r>
+        <w:rPr>
+          <w:rFonts w:ascii="Century Gothic" w:eastAsia="Century Gothic" w:hAnsi="Century Gothic" w:cs="Century Gothic"/>
+          <w:b/>
+          <w:bCs/>
+          <w:sz w:val="24"/>
+          <w:szCs w:val="24"/>
+          <w:lang w:val="en-US"/>
+        </w:rPr>
+        <w:t>}</w:t>
       </w:r>
     </w:p>
     <w:p>
@@ -4649,6 +5712,7 @@
           <w:sz w:val="24"/>
           <w:szCs w:val="24"/>
           <w:highlight w:val="yellow"/>
+          <w:lang w:val="en-US"/>
         </w:rPr>
       </w:pPr>
       <w:bookmarkStart w:id="2" w:name="_heading=h.f2981e8wh4mi" w:colFirst="0" w:colLast="0"/>
@@ -4660,6 +5724,7 @@
           <w:bCs/>
           <w:sz w:val="24"/>
           <w:szCs w:val="24"/>
+          <w:lang w:val="en-US"/>
         </w:rPr>
         <w:t>PRESIDENTE</w:t>
       </w:r>
@@ -4671,19 +5736,59 @@
           <w:color w:val="000000"/>
           <w:sz w:val="24"/>
           <w:szCs w:val="24"/>
+          <w:lang w:val="en-US"/>
         </w:rPr>
         <w:tab/>
-        <w:t xml:space="preserve">C.C. No. </w:t>
-      </w:r>
-      <w:r>
-        <w:rPr>
-          <w:rFonts w:ascii="Century Gothic" w:eastAsia="Century Gothic" w:hAnsi="Century Gothic" w:cs="Century Gothic"/>
-          <w:b/>
-          <w:bCs/>
-          <w:sz w:val="24"/>
-          <w:szCs w:val="24"/>
-        </w:rPr>
-        <w:t>{id_worker}</w:t>
+        <w:t xml:space="preserve">C.C. </w:t>
+      </w:r>
+      <w:proofErr w:type="gramStart"/>
+      <w:r>
+        <w:rPr>
+          <w:rFonts w:ascii="Century Gothic" w:eastAsia="Century Gothic" w:hAnsi="Century Gothic" w:cs="Century Gothic"/>
+          <w:b/>
+          <w:bCs/>
+          <w:color w:val="000000"/>
+          <w:sz w:val="24"/>
+          <w:szCs w:val="24"/>
+          <w:lang w:val="en-US"/>
+        </w:rPr>
+        <w:t xml:space="preserve">No. </w:t>
+      </w:r>
+      <w:r>
+        <w:rPr>
+          <w:rFonts w:ascii="Century Gothic" w:eastAsia="Century Gothic" w:hAnsi="Century Gothic" w:cs="Century Gothic"/>
+          <w:b/>
+          <w:bCs/>
+          <w:sz w:val="24"/>
+          <w:szCs w:val="24"/>
+          <w:lang w:val="en-US"/>
+        </w:rPr>
+        <w:t>{</w:t>
+      </w:r>
+      <w:proofErr w:type="spellStart"/>
+      <w:proofErr w:type="gramEnd"/>
+      <w:r>
+        <w:rPr>
+          <w:rFonts w:ascii="Century Gothic" w:eastAsia="Century Gothic" w:hAnsi="Century Gothic" w:cs="Century Gothic"/>
+          <w:b/>
+          <w:bCs/>
+          <w:sz w:val="24"/>
+          <w:szCs w:val="24"/>
+          <w:lang w:val="en-US"/>
+        </w:rPr>
+        <w:t>id_worker</w:t>
+      </w:r>
+      <w:proofErr w:type="spellEnd"/>
+      <w:r>
+        <w:rPr>
+          <w:rFonts w:ascii="Century Gothic" w:eastAsia="Century Gothic" w:hAnsi="Century Gothic" w:cs="Century Gothic"/>
+          <w:b/>
+          <w:bCs/>
+          <w:sz w:val="24"/>
+          <w:szCs w:val="24"/>
+          <w:lang w:val="en-US"/>
+        </w:rPr>
+        <w:t>}</w:t>
       </w:r>
     </w:p>
     <w:p>
@@ -4707,15 +5812,17 @@
           <w:color w:val="000000"/>
           <w:sz w:val="24"/>
           <w:szCs w:val="24"/>
-        </w:rPr>
-      </w:pPr>
-      <w:r>
-        <w:rPr>
-          <w:rFonts w:ascii="Century Gothic" w:eastAsia="Century Gothic" w:hAnsi="Century Gothic" w:cs="Century Gothic"/>
-          <w:b/>
-          <w:bCs/>
-          <w:sz w:val="24"/>
-          <w:szCs w:val="24"/>
+          <w:lang w:val="en-US"/>
+        </w:rPr>
+      </w:pPr>
+      <w:r>
+        <w:rPr>
+          <w:rFonts w:ascii="Century Gothic" w:eastAsia="Century Gothic" w:hAnsi="Century Gothic" w:cs="Century Gothic"/>
+          <w:b/>
+          <w:bCs/>
+          <w:sz w:val="24"/>
+          <w:szCs w:val="24"/>
+          <w:lang w:val="en-US"/>
         </w:rPr>
         <w:t>ENGLISH-ON-ACADEMY</w:t>
       </w:r>
@@ -4727,6 +5834,7 @@
           <w:color w:val="000000"/>
           <w:sz w:val="24"/>
           <w:szCs w:val="24"/>
+          <w:lang w:val="en-US"/>
         </w:rPr>
         <w:t xml:space="preserve"> S.A.S.</w:t>
       </w:r>
@@ -4738,6 +5846,7 @@
           <w:color w:val="000000"/>
           <w:sz w:val="24"/>
           <w:szCs w:val="24"/>
+          <w:lang w:val="en-US"/>
         </w:rPr>
         <w:tab/>
         <w:t>TRABAJADOR(A)</w:t>
@@ -4895,6 +6004,7 @@
         <w:color w:val="000000"/>
       </w:rPr>
     </w:pPr>
+    <w:proofErr w:type="gramStart"/>
     <w:r>
       <w:rPr>
         <w:rFonts w:ascii="Century Gothic" w:eastAsia="Century Gothic" w:hAnsi="Century Gothic" w:cs="Century Gothic"/>
@@ -4902,7 +6012,17 @@
         <w:bCs/>
         <w:color w:val="000000"/>
       </w:rPr>
-      <w:t>f)________________________</w:t>
+      <w:t>f)_</w:t>
+    </w:r>
+    <w:proofErr w:type="gramEnd"/>
+    <w:r>
+      <w:rPr>
+        <w:rFonts w:ascii="Century Gothic" w:eastAsia="Century Gothic" w:hAnsi="Century Gothic" w:cs="Century Gothic"/>
+        <w:b/>
+        <w:bCs/>
+        <w:color w:val="000000"/>
+      </w:rPr>
+      <w:t>_______________________</w:t>
     </w:r>
     <w:r>
       <w:rPr>
@@ -4947,7 +6067,27 @@
         <w:color w:val="000000"/>
       </w:rPr>
       <w:tab/>
-      <w:t xml:space="preserve">        f)_________________________</w:t>
+      <w:t xml:space="preserve">        </w:t>
+    </w:r>
+    <w:proofErr w:type="gramStart"/>
+    <w:r>
+      <w:rPr>
+        <w:rFonts w:ascii="Century Gothic" w:eastAsia="Century Gothic" w:hAnsi="Century Gothic" w:cs="Century Gothic"/>
+        <w:b/>
+        <w:bCs/>
+        <w:color w:val="000000"/>
+      </w:rPr>
+      <w:t>f)_</w:t>
+    </w:r>
+    <w:proofErr w:type="gramEnd"/>
+    <w:r>
+      <w:rPr>
+        <w:rFonts w:ascii="Century Gothic" w:eastAsia="Century Gothic" w:hAnsi="Century Gothic" w:cs="Century Gothic"/>
+        <w:b/>
+        <w:bCs/>
+        <w:color w:val="000000"/>
+      </w:rPr>
+      <w:t>________________________</w:t>
     </w:r>
   </w:p>
   <w:p>
@@ -5081,6 +6221,7 @@
         <w:sz w:val="28"/>
         <w:szCs w:val="28"/>
         <w:highlight w:val="red"/>
+        <w:lang w:val="en-US"/>
       </w:rPr>
     </w:pPr>
     <w:r>
@@ -5091,6 +6232,7 @@
         <w:sz w:val="28"/>
         <w:szCs w:val="28"/>
         <w:shd w:val="clear" w:color="auto" w:fill="1C4587"/>
+        <w:lang w:val="en-US"/>
       </w:rPr>
       <w:t xml:space="preserve">ENGLISH-ON-ACADEMY </w:t>
     </w:r>
@@ -5102,6 +6244,7 @@
         <w:sz w:val="28"/>
         <w:szCs w:val="28"/>
         <w:highlight w:val="red"/>
+        <w:lang w:val="en-US"/>
       </w:rPr>
       <w:t>S.A.S.</w:t>
     </w:r>
@@ -5122,6 +6265,7 @@
       <w:spacing w:after="0" w:line="240" w:lineRule="auto"/>
       <w:rPr>
         <w:color w:val="000000"/>
+        <w:lang w:val="en-US"/>
       </w:rPr>
     </w:pPr>
   </w:p>
@@ -5220,8 +6364,124 @@
       </w:pPr>
     </w:lvl>
   </w:abstractNum>
+  <w:abstractNum w:abstractNumId="1" w15:restartNumberingAfterBreak="0">
+    <w:nsid w:val="1B750A61"/>
+    <w:multiLevelType w:val="hybridMultilevel"/>
+    <w:tmpl w:val="AC6A0206"/>
+    <w:lvl w:ilvl="0" w:tplc="04090001">
+      <w:start w:val="1"/>
+      <w:numFmt w:val="bullet"/>
+      <w:lvlText w:val=""/>
+      <w:lvlJc w:val="left"/>
+      <w:pPr>
+        <w:ind w:left="720" w:hanging="360"/>
+      </w:pPr>
+      <w:rPr>
+        <w:rFonts w:ascii="Symbol" w:hAnsi="Symbol" w:hint="default"/>
+      </w:rPr>
+    </w:lvl>
+    <w:lvl w:ilvl="1" w:tplc="04090003" w:tentative="1">
+      <w:start w:val="1"/>
+      <w:numFmt w:val="bullet"/>
+      <w:lvlText w:val="o"/>
+      <w:lvlJc w:val="left"/>
+      <w:pPr>
+        <w:ind w:left="1440" w:hanging="360"/>
+      </w:pPr>
+      <w:rPr>
+        <w:rFonts w:ascii="Courier New" w:hAnsi="Courier New" w:cs="Courier New" w:hint="default"/>
+      </w:rPr>
+    </w:lvl>
+    <w:lvl w:ilvl="2" w:tplc="04090005" w:tentative="1">
+      <w:start w:val="1"/>
+      <w:numFmt w:val="bullet"/>
+      <w:lvlText w:val=""/>
+      <w:lvlJc w:val="left"/>
+      <w:pPr>
+        <w:ind w:left="2160" w:hanging="360"/>
+      </w:pPr>
+      <w:rPr>
+        <w:rFonts w:ascii="Wingdings" w:hAnsi="Wingdings" w:hint="default"/>
+      </w:rPr>
+    </w:lvl>
+    <w:lvl w:ilvl="3" w:tplc="04090001" w:tentative="1">
+      <w:start w:val="1"/>
+      <w:numFmt w:val="bullet"/>
+      <w:lvlText w:val=""/>
+      <w:lvlJc w:val="left"/>
+      <w:pPr>
+        <w:ind w:left="2880" w:hanging="360"/>
+      </w:pPr>
+      <w:rPr>
+        <w:rFonts w:ascii="Symbol" w:hAnsi="Symbol" w:hint="default"/>
+      </w:rPr>
+    </w:lvl>
+    <w:lvl w:ilvl="4" w:tplc="04090003" w:tentative="1">
+      <w:start w:val="1"/>
+      <w:numFmt w:val="bullet"/>
+      <w:lvlText w:val="o"/>
+      <w:lvlJc w:val="left"/>
+      <w:pPr>
+        <w:ind w:left="3600" w:hanging="360"/>
+      </w:pPr>
+      <w:rPr>
+        <w:rFonts w:ascii="Courier New" w:hAnsi="Courier New" w:cs="Courier New" w:hint="default"/>
+      </w:rPr>
+    </w:lvl>
+    <w:lvl w:ilvl="5" w:tplc="04090005" w:tentative="1">
+      <w:start w:val="1"/>
+      <w:numFmt w:val="bullet"/>
+      <w:lvlText w:val=""/>
+      <w:lvlJc w:val="left"/>
+      <w:pPr>
+        <w:ind w:left="4320" w:hanging="360"/>
+      </w:pPr>
+      <w:rPr>
+        <w:rFonts w:ascii="Wingdings" w:hAnsi="Wingdings" w:hint="default"/>
+      </w:rPr>
+    </w:lvl>
+    <w:lvl w:ilvl="6" w:tplc="04090001" w:tentative="1">
+      <w:start w:val="1"/>
+      <w:numFmt w:val="bullet"/>
+      <w:lvlText w:val=""/>
+      <w:lvlJc w:val="left"/>
+      <w:pPr>
+        <w:ind w:left="5040" w:hanging="360"/>
+      </w:pPr>
+      <w:rPr>
+        <w:rFonts w:ascii="Symbol" w:hAnsi="Symbol" w:hint="default"/>
+      </w:rPr>
+    </w:lvl>
+    <w:lvl w:ilvl="7" w:tplc="04090003" w:tentative="1">
+      <w:start w:val="1"/>
+      <w:numFmt w:val="bullet"/>
+      <w:lvlText w:val="o"/>
+      <w:lvlJc w:val="left"/>
+      <w:pPr>
+        <w:ind w:left="5760" w:hanging="360"/>
+      </w:pPr>
+      <w:rPr>
+        <w:rFonts w:ascii="Courier New" w:hAnsi="Courier New" w:cs="Courier New" w:hint="default"/>
+      </w:rPr>
+    </w:lvl>
+    <w:lvl w:ilvl="8" w:tplc="04090005" w:tentative="1">
+      <w:start w:val="1"/>
+      <w:numFmt w:val="bullet"/>
+      <w:lvlText w:val=""/>
+      <w:lvlJc w:val="left"/>
+      <w:pPr>
+        <w:ind w:left="6480" w:hanging="360"/>
+      </w:pPr>
+      <w:rPr>
+        <w:rFonts w:ascii="Wingdings" w:hAnsi="Wingdings" w:hint="default"/>
+      </w:rPr>
+    </w:lvl>
+  </w:abstractNum>
   <w:num w:numId="1" w16cid:durableId="1007102171">
     <w:abstractNumId w:val="0"/>
+  </w:num>
+  <w:num w:numId="2" w16cid:durableId="1874078663">
+    <w:abstractNumId w:val="1"/>
   </w:num>
 </w:numbering>
 </file>
@@ -5933,6 +7193,17 @@
       <w:szCs w:val="48"/>
     </w:rPr>
   </w:style>
+  <w:style w:type="paragraph" w:styleId="ListParagraph">
+    <w:name w:val="List Paragraph"/>
+    <w:basedOn w:val="Normal"/>
+    <w:uiPriority w:val="34"/>
+    <w:qFormat/>
+    <w:rsid w:val="00DF799D"/>
+    <w:pPr>
+      <w:ind w:left="720"/>
+      <w:contextualSpacing/>
+    </w:pPr>
+  </w:style>
 </w:styles>
 </file>
 
